--- a/Diplomski rad.docx
+++ b/Diplomski rad.docx
@@ -1093,6 +1093,15 @@
     </w:p>
     <w:sdt>
       <w:sdtPr>
+        <w:rPr>
+          <w:rFonts w:asciiTheme="minorHAnsi" w:eastAsiaTheme="minorEastAsia" w:hAnsiTheme="minorHAnsi" w:cstheme="minorBidi"/>
+          <w:color w:val="auto"/>
+          <w:kern w:val="2"/>
+          <w:sz w:val="21"/>
+          <w:szCs w:val="24"/>
+          <w:lang w:eastAsia="ja-JP"/>
+          <w14:ligatures w14:val="standardContextual"/>
+        </w:rPr>
         <w:id w:val="-624228143"/>
         <w:docPartObj>
           <w:docPartGallery w:val="Table of Contents"/>
@@ -1101,16 +1110,9 @@
       </w:sdtPr>
       <w:sdtEndPr>
         <w:rPr>
-          <w:rFonts w:asciiTheme="minorHAnsi" w:eastAsiaTheme="minorEastAsia" w:hAnsiTheme="minorHAnsi" w:cstheme="minorBidi"/>
           <w:b/>
           <w:bCs/>
           <w:noProof/>
-          <w:color w:val="auto"/>
-          <w:kern w:val="2"/>
-          <w:sz w:val="21"/>
-          <w:szCs w:val="24"/>
-          <w:lang w:eastAsia="ja-JP"/>
-          <w14:ligatures w14:val="standardContextual"/>
         </w:rPr>
       </w:sdtEndPr>
       <w:sdtContent>
@@ -1304,8 +1306,2539 @@
       </w:r>
       <w:bookmarkEnd w:id="0"/>
     </w:p>
+    <w:p>
+      <w:pPr>
+        <w:ind w:firstLine="709"/>
+        <w:rPr>
+          <w:rFonts w:ascii="Calibri" w:hAnsi="Calibri" w:cs="Calibri"/>
+          <w:sz w:val="24"/>
+          <w:lang w:val="sr-Latn-RS"/>
+        </w:rPr>
+      </w:pPr>
+      <w:r>
+        <w:rPr>
+          <w:rFonts w:ascii="Calibri" w:hAnsi="Calibri" w:cs="Calibri"/>
+          <w:sz w:val="24"/>
+          <w:lang w:val="sr-Latn-RS"/>
+        </w:rPr>
+        <w:t>Usvajanje stranih jezika i složenih sistema pisanja predstavlja složen kognitivni proces koji zahteva dugoročno pamćenje i kontinuirano obnavljanje. Ljudski mozak se u procesu učenja suočava sa prirodnim trendom opadanja zadržanih informacija kroz vreme. Kao što se može videti na slici 1, bez redovnog obnavljanja, kriva zaboravljanja pokazuje brz gubitak naučenog sadržaja u danima koji neposredno slede nakon početnog učenja. Princip raspoređenog ponavljanja (spaced repetition) rešava ovaj problem ubacivanjem intervencija tačno u trenucima kada sistem prepozna visok rizik od zaboravljanja, čime se kriva ponovo podiže i dugoročno konsoliduje memorija.</w:t>
+      </w:r>
+    </w:p>
+    <w:p>
+      <w:pPr>
+        <w:ind w:firstLine="709"/>
+        <w:rPr>
+          <w:rFonts w:ascii="Calibri" w:hAnsi="Calibri" w:cs="Calibri"/>
+          <w:sz w:val="24"/>
+        </w:rPr>
+      </w:pPr>
+    </w:p>
+    <w:p>
+      <w:pPr>
+        <w:keepNext/>
+        <w:jc w:val="center"/>
+      </w:pPr>
+      <w:r>
+        <w:rPr>
+          <w:rFonts w:ascii="Calibri" w:hAnsi="Calibri" w:cs="Calibri"/>
+          <w:noProof/>
+          <w:sz w:val="24"/>
+        </w:rPr>
+        <w:drawing>
+          <wp:inline distT="0" distB="0" distL="0" distR="0" wp14:anchorId="398AA48F" wp14:editId="5196B2D1">
+            <wp:extent cx="4320000" cy="2384291"/>
+            <wp:effectExtent l="0" t="0" r="4445" b="0"/>
+            <wp:docPr id="27527881" name="Picture 1"/>
+            <wp:cNvGraphicFramePr>
+              <a:graphicFrameLocks xmlns:a="http://schemas.openxmlformats.org/drawingml/2006/main" noChangeAspect="1"/>
+            </wp:cNvGraphicFramePr>
+            <a:graphic xmlns:a="http://schemas.openxmlformats.org/drawingml/2006/main">
+              <a:graphicData uri="http://schemas.openxmlformats.org/drawingml/2006/picture">
+                <pic:pic xmlns:pic="http://schemas.openxmlformats.org/drawingml/2006/picture">
+                  <pic:nvPicPr>
+                    <pic:cNvPr id="0" name="Picture 1"/>
+                    <pic:cNvPicPr>
+                      <a:picLocks noChangeAspect="1" noChangeArrowheads="1"/>
+                    </pic:cNvPicPr>
+                  </pic:nvPicPr>
+                  <pic:blipFill>
+                    <a:blip r:embed="rId9" cstate="print">
+                      <a:extLst>
+                        <a:ext uri="{28A0092B-C50C-407E-A947-70E740481C1C}">
+                          <a14:useLocalDpi xmlns:a14="http://schemas.microsoft.com/office/drawing/2010/main" val="0"/>
+                        </a:ext>
+                      </a:extLst>
+                    </a:blip>
+                    <a:srcRect/>
+                    <a:stretch>
+                      <a:fillRect/>
+                    </a:stretch>
+                  </pic:blipFill>
+                  <pic:spPr bwMode="auto">
+                    <a:xfrm>
+                      <a:off x="0" y="0"/>
+                      <a:ext cx="4320000" cy="2384291"/>
+                    </a:xfrm>
+                    <a:prstGeom prst="rect">
+                      <a:avLst/>
+                    </a:prstGeom>
+                    <a:noFill/>
+                    <a:ln>
+                      <a:noFill/>
+                    </a:ln>
+                  </pic:spPr>
+                </pic:pic>
+              </a:graphicData>
+            </a:graphic>
+          </wp:inline>
+        </w:drawing>
+      </w:r>
+    </w:p>
+    <w:p>
+      <w:pPr>
+        <w:pStyle w:val="Caption"/>
+        <w:jc w:val="center"/>
+        <w:rPr>
+          <w:rFonts w:ascii="Calibri" w:hAnsi="Calibri" w:cs="Calibri"/>
+          <w:b w:val="0"/>
+          <w:bCs w:val="0"/>
+          <w:sz w:val="20"/>
+          <w:szCs w:val="20"/>
+        </w:rPr>
+      </w:pPr>
+      <w:proofErr w:type="spellStart"/>
+      <w:r>
+        <w:rPr>
+          <w:rFonts w:ascii="Calibri" w:hAnsi="Calibri" w:cs="Calibri"/>
+          <w:b w:val="0"/>
+          <w:bCs w:val="0"/>
+          <w:sz w:val="20"/>
+          <w:szCs w:val="20"/>
+        </w:rPr>
+        <w:t>Slika</w:t>
+      </w:r>
+      <w:proofErr w:type="spellEnd"/>
+      <w:r>
+        <w:rPr>
+          <w:rFonts w:ascii="Calibri" w:hAnsi="Calibri" w:cs="Calibri"/>
+          <w:b w:val="0"/>
+          <w:bCs w:val="0"/>
+          <w:sz w:val="20"/>
+          <w:szCs w:val="20"/>
+        </w:rPr>
+        <w:t xml:space="preserve"> </w:t>
+      </w:r>
+      <w:r>
+        <w:rPr>
+          <w:rFonts w:ascii="Calibri" w:hAnsi="Calibri" w:cs="Calibri"/>
+          <w:b w:val="0"/>
+          <w:bCs w:val="0"/>
+          <w:sz w:val="20"/>
+          <w:szCs w:val="20"/>
+        </w:rPr>
+        <w:fldChar w:fldCharType="begin"/>
+      </w:r>
+      <w:r>
+        <w:rPr>
+          <w:rFonts w:ascii="Calibri" w:hAnsi="Calibri" w:cs="Calibri"/>
+          <w:b w:val="0"/>
+          <w:bCs w:val="0"/>
+          <w:sz w:val="20"/>
+          <w:szCs w:val="20"/>
+        </w:rPr>
+        <w:instrText xml:space="preserve"> SEQ Slika \* ARABIC </w:instrText>
+      </w:r>
+      <w:r>
+        <w:rPr>
+          <w:rFonts w:ascii="Calibri" w:hAnsi="Calibri" w:cs="Calibri"/>
+          <w:b w:val="0"/>
+          <w:bCs w:val="0"/>
+          <w:sz w:val="20"/>
+          <w:szCs w:val="20"/>
+        </w:rPr>
+        <w:fldChar w:fldCharType="separate"/>
+      </w:r>
+      <w:r>
+        <w:rPr>
+          <w:rFonts w:ascii="Calibri" w:hAnsi="Calibri" w:cs="Calibri"/>
+          <w:b w:val="0"/>
+          <w:bCs w:val="0"/>
+          <w:noProof/>
+          <w:sz w:val="20"/>
+          <w:szCs w:val="20"/>
+        </w:rPr>
+        <w:t>1</w:t>
+      </w:r>
+      <w:r>
+        <w:rPr>
+          <w:rFonts w:ascii="Calibri" w:hAnsi="Calibri" w:cs="Calibri"/>
+          <w:b w:val="0"/>
+          <w:bCs w:val="0"/>
+          <w:sz w:val="20"/>
+          <w:szCs w:val="20"/>
+        </w:rPr>
+        <w:fldChar w:fldCharType="end"/>
+      </w:r>
+      <w:r>
+        <w:rPr>
+          <w:rFonts w:ascii="Calibri" w:hAnsi="Calibri" w:cs="Calibri"/>
+          <w:b w:val="0"/>
+          <w:bCs w:val="0"/>
+          <w:sz w:val="20"/>
+          <w:szCs w:val="20"/>
+        </w:rPr>
+        <w:t xml:space="preserve">: </w:t>
+      </w:r>
+      <w:proofErr w:type="spellStart"/>
+      <w:r>
+        <w:rPr>
+          <w:rFonts w:ascii="Calibri" w:hAnsi="Calibri" w:cs="Calibri"/>
+          <w:b w:val="0"/>
+          <w:bCs w:val="0"/>
+          <w:sz w:val="20"/>
+          <w:szCs w:val="20"/>
+        </w:rPr>
+        <w:t>Prikaz</w:t>
+      </w:r>
+      <w:proofErr w:type="spellEnd"/>
+      <w:r>
+        <w:rPr>
+          <w:rFonts w:ascii="Calibri" w:hAnsi="Calibri" w:cs="Calibri"/>
+          <w:b w:val="0"/>
+          <w:bCs w:val="0"/>
+          <w:sz w:val="20"/>
+          <w:szCs w:val="20"/>
+        </w:rPr>
+        <w:t xml:space="preserve"> </w:t>
+      </w:r>
+      <w:proofErr w:type="spellStart"/>
+      <w:r>
+        <w:rPr>
+          <w:rFonts w:ascii="Calibri" w:hAnsi="Calibri" w:cs="Calibri"/>
+          <w:b w:val="0"/>
+          <w:bCs w:val="0"/>
+          <w:sz w:val="20"/>
+          <w:szCs w:val="20"/>
+        </w:rPr>
+        <w:t>Ebingove</w:t>
+      </w:r>
+      <w:proofErr w:type="spellEnd"/>
+      <w:r>
+        <w:rPr>
+          <w:rFonts w:ascii="Calibri" w:hAnsi="Calibri" w:cs="Calibri"/>
+          <w:b w:val="0"/>
+          <w:bCs w:val="0"/>
+          <w:sz w:val="20"/>
+          <w:szCs w:val="20"/>
+        </w:rPr>
+        <w:t xml:space="preserve"> </w:t>
+      </w:r>
+      <w:proofErr w:type="spellStart"/>
+      <w:r>
+        <w:rPr>
+          <w:rFonts w:ascii="Calibri" w:hAnsi="Calibri" w:cs="Calibri"/>
+          <w:b w:val="0"/>
+          <w:bCs w:val="0"/>
+          <w:sz w:val="20"/>
+          <w:szCs w:val="20"/>
+        </w:rPr>
+        <w:t>krive</w:t>
+      </w:r>
+      <w:proofErr w:type="spellEnd"/>
+      <w:r>
+        <w:rPr>
+          <w:rFonts w:ascii="Calibri" w:hAnsi="Calibri" w:cs="Calibri"/>
+          <w:b w:val="0"/>
+          <w:bCs w:val="0"/>
+          <w:sz w:val="20"/>
+          <w:szCs w:val="20"/>
+        </w:rPr>
+        <w:t xml:space="preserve"> </w:t>
+      </w:r>
+      <w:proofErr w:type="spellStart"/>
+      <w:r>
+        <w:rPr>
+          <w:rFonts w:ascii="Calibri" w:hAnsi="Calibri" w:cs="Calibri"/>
+          <w:b w:val="0"/>
+          <w:bCs w:val="0"/>
+          <w:sz w:val="20"/>
+          <w:szCs w:val="20"/>
+        </w:rPr>
+        <w:t>zaboravljanja</w:t>
+      </w:r>
+      <w:proofErr w:type="spellEnd"/>
+    </w:p>
+    <w:p/>
+    <w:p>
+      <w:pPr>
+        <w:ind w:firstLine="709"/>
+        <w:rPr>
+          <w:rFonts w:ascii="Calibri" w:hAnsi="Calibri" w:cs="Calibri"/>
+          <w:sz w:val="24"/>
+          <w:lang w:val="sr-Latn-RS"/>
+        </w:rPr>
+      </w:pPr>
+      <w:r>
+        <w:rPr>
+          <w:rFonts w:ascii="Calibri" w:hAnsi="Calibri" w:cs="Calibri"/>
+          <w:sz w:val="24"/>
+          <w:lang w:val="sr-Latn-RS"/>
+        </w:rPr>
+        <w:t>Učenje japanskog jezika predstavlja poseban izazov za početnike, pre svega zbog složenog sistema pisanja koji kombinuje tri različita pisma (hiraganu, katakanu i kanji) sa višestrukim načinima čitanja, ali i zbog specifične gramatičke strukture — poput drugačijeg reda reči, upotrebe gramatičkih čestica i sistema nivoa učtivosti. Upravo zbog složenosti i obima ovog gradiva, početne faze učenja zahtevaju dobro strukturiran pristup i postepeno uvođenje sadržaja kako bi se izbeglo kognitivno preopterećenje. Kurikulum implementiran u okviru aplikacije Kioku osmišljen je s ciljem da početnicima obezbedi sistematski uvod u jezik. Program obuhvata usvajanje dvaju osnovnih fonetskih pisama (hiragane i katakane), izgradnju rečnika kroz koji se postepeno razvija intuicija za ideografsko pismo (kanji), kao i savladavanje osnovnih gramatičkih konstrukcija, čime se postavlja čvrsta osnova za dalji samostalan napredak.</w:t>
+      </w:r>
+    </w:p>
+    <w:p>
+      <w:pPr>
+        <w:widowControl/>
+        <w:rPr>
+          <w:rFonts w:ascii="Calibri" w:hAnsi="Calibri" w:cs="Calibri"/>
+          <w:sz w:val="24"/>
+          <w:lang w:val="sr-Latn-RS"/>
+        </w:rPr>
+      </w:pPr>
+      <w:r>
+        <w:rPr>
+          <w:rFonts w:ascii="Calibri" w:hAnsi="Calibri" w:cs="Calibri"/>
+          <w:sz w:val="24"/>
+          <w:lang w:val="sr-Latn-RS"/>
+        </w:rPr>
+        <w:br w:type="page"/>
+      </w:r>
+    </w:p>
+    <w:p>
+      <w:pPr>
+        <w:ind w:firstLine="709"/>
+        <w:rPr>
+          <w:rFonts w:ascii="Calibri" w:hAnsi="Calibri" w:cs="Calibri"/>
+          <w:sz w:val="24"/>
+        </w:rPr>
+      </w:pPr>
+      <w:r>
+        <w:rPr>
+          <w:rFonts w:ascii="Calibri" w:hAnsi="Calibri" w:cs="Calibri"/>
+          <w:sz w:val="24"/>
+          <w:lang w:val="sr-Latn-RS"/>
+        </w:rPr>
+        <w:lastRenderedPageBreak/>
+        <w:t xml:space="preserve">U cilju praktične realizacije opisanog sistema učenja, razvijena je veb-aplikacija Kioku kao savremeno full-stack rešenje zasnovano na MEAN tehnološkom steku (MongoDB, Express, Angular, Node.js). </w:t>
+      </w:r>
+      <w:r>
+        <w:rPr>
+          <w:rFonts w:ascii="Calibri" w:hAnsi="Calibri" w:cs="Calibri"/>
+          <w:sz w:val="24"/>
+        </w:rPr>
+        <w:t xml:space="preserve">Angular, TypeScript </w:t>
+      </w:r>
+      <w:proofErr w:type="spellStart"/>
+      <w:r>
+        <w:rPr>
+          <w:rFonts w:ascii="Calibri" w:hAnsi="Calibri" w:cs="Calibri"/>
+          <w:sz w:val="24"/>
+        </w:rPr>
+        <w:t>i</w:t>
+      </w:r>
+      <w:proofErr w:type="spellEnd"/>
+      <w:r>
+        <w:rPr>
+          <w:rFonts w:ascii="Calibri" w:hAnsi="Calibri" w:cs="Calibri"/>
+          <w:sz w:val="24"/>
+        </w:rPr>
+        <w:t xml:space="preserve"> Bootstrap </w:t>
+      </w:r>
+      <w:proofErr w:type="spellStart"/>
+      <w:r>
+        <w:rPr>
+          <w:rFonts w:ascii="Calibri" w:hAnsi="Calibri" w:cs="Calibri"/>
+          <w:sz w:val="24"/>
+        </w:rPr>
+        <w:t>korišćeni</w:t>
+      </w:r>
+      <w:proofErr w:type="spellEnd"/>
+      <w:r>
+        <w:rPr>
+          <w:rFonts w:ascii="Calibri" w:hAnsi="Calibri" w:cs="Calibri"/>
+          <w:sz w:val="24"/>
+        </w:rPr>
+        <w:t xml:space="preserve"> </w:t>
+      </w:r>
+      <w:proofErr w:type="spellStart"/>
+      <w:r>
+        <w:rPr>
+          <w:rFonts w:ascii="Calibri" w:hAnsi="Calibri" w:cs="Calibri"/>
+          <w:sz w:val="24"/>
+        </w:rPr>
+        <w:t>su</w:t>
+      </w:r>
+      <w:proofErr w:type="spellEnd"/>
+      <w:r>
+        <w:rPr>
+          <w:rFonts w:ascii="Calibri" w:hAnsi="Calibri" w:cs="Calibri"/>
+          <w:sz w:val="24"/>
+        </w:rPr>
+        <w:t xml:space="preserve"> za </w:t>
+      </w:r>
+      <w:proofErr w:type="spellStart"/>
+      <w:r>
+        <w:rPr>
+          <w:rFonts w:ascii="Calibri" w:hAnsi="Calibri" w:cs="Calibri"/>
+          <w:sz w:val="24"/>
+        </w:rPr>
+        <w:t>izgradnju</w:t>
+      </w:r>
+      <w:proofErr w:type="spellEnd"/>
+      <w:r>
+        <w:rPr>
+          <w:rFonts w:ascii="Calibri" w:hAnsi="Calibri" w:cs="Calibri"/>
+          <w:sz w:val="24"/>
+        </w:rPr>
+        <w:t xml:space="preserve"> </w:t>
+      </w:r>
+      <w:proofErr w:type="spellStart"/>
+      <w:r>
+        <w:rPr>
+          <w:rFonts w:ascii="Calibri" w:hAnsi="Calibri" w:cs="Calibri"/>
+          <w:sz w:val="24"/>
+        </w:rPr>
+        <w:t>klijentske</w:t>
+      </w:r>
+      <w:proofErr w:type="spellEnd"/>
+      <w:r>
+        <w:rPr>
+          <w:rFonts w:ascii="Calibri" w:hAnsi="Calibri" w:cs="Calibri"/>
+          <w:sz w:val="24"/>
+        </w:rPr>
+        <w:t xml:space="preserve"> </w:t>
+      </w:r>
+      <w:proofErr w:type="spellStart"/>
+      <w:r>
+        <w:rPr>
+          <w:rFonts w:ascii="Calibri" w:hAnsi="Calibri" w:cs="Calibri"/>
+          <w:sz w:val="24"/>
+        </w:rPr>
+        <w:t>logike</w:t>
+      </w:r>
+      <w:proofErr w:type="spellEnd"/>
+      <w:r>
+        <w:rPr>
+          <w:rFonts w:ascii="Calibri" w:hAnsi="Calibri" w:cs="Calibri"/>
+          <w:sz w:val="24"/>
+        </w:rPr>
+        <w:t xml:space="preserve">, </w:t>
+      </w:r>
+      <w:proofErr w:type="spellStart"/>
+      <w:r>
+        <w:rPr>
+          <w:rFonts w:ascii="Calibri" w:hAnsi="Calibri" w:cs="Calibri"/>
+          <w:sz w:val="24"/>
+        </w:rPr>
+        <w:t>responsivnog</w:t>
+      </w:r>
+      <w:proofErr w:type="spellEnd"/>
+      <w:r>
+        <w:rPr>
+          <w:rFonts w:ascii="Calibri" w:hAnsi="Calibri" w:cs="Calibri"/>
+          <w:sz w:val="24"/>
+        </w:rPr>
+        <w:t xml:space="preserve"> </w:t>
+      </w:r>
+      <w:proofErr w:type="spellStart"/>
+      <w:r>
+        <w:rPr>
+          <w:rFonts w:ascii="Calibri" w:hAnsi="Calibri" w:cs="Calibri"/>
+          <w:sz w:val="24"/>
+        </w:rPr>
+        <w:t>interfejsa</w:t>
+      </w:r>
+      <w:proofErr w:type="spellEnd"/>
+      <w:r>
+        <w:rPr>
+          <w:rFonts w:ascii="Calibri" w:hAnsi="Calibri" w:cs="Calibri"/>
+          <w:sz w:val="24"/>
+        </w:rPr>
+        <w:t xml:space="preserve"> </w:t>
+      </w:r>
+      <w:proofErr w:type="spellStart"/>
+      <w:r>
+        <w:rPr>
+          <w:rFonts w:ascii="Calibri" w:hAnsi="Calibri" w:cs="Calibri"/>
+          <w:sz w:val="24"/>
+        </w:rPr>
+        <w:t>i</w:t>
+      </w:r>
+      <w:proofErr w:type="spellEnd"/>
+      <w:r>
+        <w:rPr>
+          <w:rFonts w:ascii="Calibri" w:hAnsi="Calibri" w:cs="Calibri"/>
+          <w:sz w:val="24"/>
+        </w:rPr>
+        <w:t xml:space="preserve"> </w:t>
+      </w:r>
+      <w:proofErr w:type="spellStart"/>
+      <w:r>
+        <w:rPr>
+          <w:rFonts w:ascii="Calibri" w:hAnsi="Calibri" w:cs="Calibri"/>
+          <w:sz w:val="24"/>
+        </w:rPr>
+        <w:t>korisničkih</w:t>
+      </w:r>
+      <w:proofErr w:type="spellEnd"/>
+      <w:r>
+        <w:rPr>
+          <w:rFonts w:ascii="Calibri" w:hAnsi="Calibri" w:cs="Calibri"/>
+          <w:sz w:val="24"/>
+        </w:rPr>
+        <w:t xml:space="preserve"> </w:t>
+      </w:r>
+      <w:proofErr w:type="spellStart"/>
+      <w:r>
+        <w:rPr>
+          <w:rFonts w:ascii="Calibri" w:hAnsi="Calibri" w:cs="Calibri"/>
+          <w:sz w:val="24"/>
+        </w:rPr>
+        <w:t>komponenti</w:t>
+      </w:r>
+      <w:proofErr w:type="spellEnd"/>
+      <w:r>
+        <w:rPr>
+          <w:rFonts w:ascii="Calibri" w:hAnsi="Calibri" w:cs="Calibri"/>
+          <w:sz w:val="24"/>
+        </w:rPr>
+        <w:t xml:space="preserve">. </w:t>
+      </w:r>
+      <w:proofErr w:type="spellStart"/>
+      <w:r>
+        <w:rPr>
+          <w:rFonts w:ascii="Calibri" w:hAnsi="Calibri" w:cs="Calibri"/>
+          <w:sz w:val="24"/>
+        </w:rPr>
+        <w:t>Serverska</w:t>
+      </w:r>
+      <w:proofErr w:type="spellEnd"/>
+      <w:r>
+        <w:rPr>
+          <w:rFonts w:ascii="Calibri" w:hAnsi="Calibri" w:cs="Calibri"/>
+          <w:sz w:val="24"/>
+        </w:rPr>
+        <w:t xml:space="preserve"> </w:t>
+      </w:r>
+      <w:proofErr w:type="spellStart"/>
+      <w:r>
+        <w:rPr>
+          <w:rFonts w:ascii="Calibri" w:hAnsi="Calibri" w:cs="Calibri"/>
+          <w:sz w:val="24"/>
+        </w:rPr>
+        <w:t>strana</w:t>
+      </w:r>
+      <w:proofErr w:type="spellEnd"/>
+      <w:r>
+        <w:rPr>
+          <w:rFonts w:ascii="Calibri" w:hAnsi="Calibri" w:cs="Calibri"/>
+          <w:sz w:val="24"/>
+        </w:rPr>
+        <w:t xml:space="preserve">, </w:t>
+      </w:r>
+      <w:proofErr w:type="spellStart"/>
+      <w:r>
+        <w:rPr>
+          <w:rFonts w:ascii="Calibri" w:hAnsi="Calibri" w:cs="Calibri"/>
+          <w:sz w:val="24"/>
+        </w:rPr>
+        <w:t>implementirana</w:t>
+      </w:r>
+      <w:proofErr w:type="spellEnd"/>
+      <w:r>
+        <w:rPr>
+          <w:rFonts w:ascii="Calibri" w:hAnsi="Calibri" w:cs="Calibri"/>
+          <w:sz w:val="24"/>
+        </w:rPr>
+        <w:t xml:space="preserve"> </w:t>
+      </w:r>
+      <w:proofErr w:type="spellStart"/>
+      <w:r>
+        <w:rPr>
+          <w:rFonts w:ascii="Calibri" w:hAnsi="Calibri" w:cs="Calibri"/>
+          <w:sz w:val="24"/>
+        </w:rPr>
+        <w:t>kroz</w:t>
+      </w:r>
+      <w:proofErr w:type="spellEnd"/>
+      <w:r>
+        <w:rPr>
+          <w:rFonts w:ascii="Calibri" w:hAnsi="Calibri" w:cs="Calibri"/>
+          <w:sz w:val="24"/>
+        </w:rPr>
+        <w:t xml:space="preserve"> Node.js </w:t>
+      </w:r>
+      <w:proofErr w:type="spellStart"/>
+      <w:r>
+        <w:rPr>
+          <w:rFonts w:ascii="Calibri" w:hAnsi="Calibri" w:cs="Calibri"/>
+          <w:sz w:val="24"/>
+        </w:rPr>
+        <w:t>i</w:t>
+      </w:r>
+      <w:proofErr w:type="spellEnd"/>
+      <w:r>
+        <w:rPr>
+          <w:rFonts w:ascii="Calibri" w:hAnsi="Calibri" w:cs="Calibri"/>
+          <w:sz w:val="24"/>
+        </w:rPr>
+        <w:t xml:space="preserve"> Express, </w:t>
+      </w:r>
+      <w:proofErr w:type="spellStart"/>
+      <w:r>
+        <w:rPr>
+          <w:rFonts w:ascii="Calibri" w:hAnsi="Calibri" w:cs="Calibri"/>
+          <w:sz w:val="24"/>
+        </w:rPr>
+        <w:t>upravlja</w:t>
+      </w:r>
+      <w:proofErr w:type="spellEnd"/>
+      <w:r>
+        <w:rPr>
+          <w:rFonts w:ascii="Calibri" w:hAnsi="Calibri" w:cs="Calibri"/>
+          <w:sz w:val="24"/>
+        </w:rPr>
+        <w:t xml:space="preserve"> </w:t>
+      </w:r>
+      <w:proofErr w:type="spellStart"/>
+      <w:r>
+        <w:rPr>
+          <w:rFonts w:ascii="Calibri" w:hAnsi="Calibri" w:cs="Calibri"/>
+          <w:sz w:val="24"/>
+        </w:rPr>
+        <w:t>poslovnom</w:t>
+      </w:r>
+      <w:proofErr w:type="spellEnd"/>
+      <w:r>
+        <w:rPr>
+          <w:rFonts w:ascii="Calibri" w:hAnsi="Calibri" w:cs="Calibri"/>
+          <w:sz w:val="24"/>
+        </w:rPr>
+        <w:t xml:space="preserve"> </w:t>
+      </w:r>
+      <w:proofErr w:type="spellStart"/>
+      <w:r>
+        <w:rPr>
+          <w:rFonts w:ascii="Calibri" w:hAnsi="Calibri" w:cs="Calibri"/>
+          <w:sz w:val="24"/>
+        </w:rPr>
+        <w:t>logikom</w:t>
+      </w:r>
+      <w:proofErr w:type="spellEnd"/>
+      <w:r>
+        <w:rPr>
+          <w:rFonts w:ascii="Calibri" w:hAnsi="Calibri" w:cs="Calibri"/>
+          <w:sz w:val="24"/>
+        </w:rPr>
+        <w:t xml:space="preserve">, </w:t>
+      </w:r>
+      <w:proofErr w:type="spellStart"/>
+      <w:r>
+        <w:rPr>
+          <w:rFonts w:ascii="Calibri" w:hAnsi="Calibri" w:cs="Calibri"/>
+          <w:sz w:val="24"/>
+        </w:rPr>
+        <w:t>komunikacijom</w:t>
+      </w:r>
+      <w:proofErr w:type="spellEnd"/>
+      <w:r>
+        <w:rPr>
+          <w:rFonts w:ascii="Calibri" w:hAnsi="Calibri" w:cs="Calibri"/>
+          <w:sz w:val="24"/>
+        </w:rPr>
+        <w:t xml:space="preserve"> </w:t>
+      </w:r>
+      <w:proofErr w:type="spellStart"/>
+      <w:r>
+        <w:rPr>
+          <w:rFonts w:ascii="Calibri" w:hAnsi="Calibri" w:cs="Calibri"/>
+          <w:sz w:val="24"/>
+        </w:rPr>
+        <w:t>sa</w:t>
+      </w:r>
+      <w:proofErr w:type="spellEnd"/>
+      <w:r>
+        <w:rPr>
+          <w:rFonts w:ascii="Calibri" w:hAnsi="Calibri" w:cs="Calibri"/>
+          <w:sz w:val="24"/>
+        </w:rPr>
+        <w:t xml:space="preserve"> MongoDB </w:t>
+      </w:r>
+      <w:proofErr w:type="spellStart"/>
+      <w:r>
+        <w:rPr>
+          <w:rFonts w:ascii="Calibri" w:hAnsi="Calibri" w:cs="Calibri"/>
+          <w:sz w:val="24"/>
+        </w:rPr>
+        <w:t>bazom</w:t>
+      </w:r>
+      <w:proofErr w:type="spellEnd"/>
+      <w:r>
+        <w:rPr>
+          <w:rFonts w:ascii="Calibri" w:hAnsi="Calibri" w:cs="Calibri"/>
+          <w:sz w:val="24"/>
+        </w:rPr>
+        <w:t xml:space="preserve"> </w:t>
+      </w:r>
+      <w:proofErr w:type="spellStart"/>
+      <w:r>
+        <w:rPr>
+          <w:rFonts w:ascii="Calibri" w:hAnsi="Calibri" w:cs="Calibri"/>
+          <w:sz w:val="24"/>
+        </w:rPr>
+        <w:t>podataka</w:t>
+      </w:r>
+      <w:proofErr w:type="spellEnd"/>
+      <w:r>
+        <w:rPr>
+          <w:rFonts w:ascii="Calibri" w:hAnsi="Calibri" w:cs="Calibri"/>
+          <w:sz w:val="24"/>
+        </w:rPr>
+        <w:t xml:space="preserve"> </w:t>
+      </w:r>
+      <w:proofErr w:type="spellStart"/>
+      <w:r>
+        <w:rPr>
+          <w:rFonts w:ascii="Calibri" w:hAnsi="Calibri" w:cs="Calibri"/>
+          <w:sz w:val="24"/>
+        </w:rPr>
+        <w:t>i</w:t>
+      </w:r>
+      <w:proofErr w:type="spellEnd"/>
+      <w:r>
+        <w:rPr>
+          <w:rFonts w:ascii="Calibri" w:hAnsi="Calibri" w:cs="Calibri"/>
+          <w:sz w:val="24"/>
+        </w:rPr>
+        <w:t xml:space="preserve"> </w:t>
+      </w:r>
+      <w:proofErr w:type="spellStart"/>
+      <w:r>
+        <w:rPr>
+          <w:rFonts w:ascii="Calibri" w:hAnsi="Calibri" w:cs="Calibri"/>
+          <w:sz w:val="24"/>
+        </w:rPr>
+        <w:t>pruža</w:t>
+      </w:r>
+      <w:proofErr w:type="spellEnd"/>
+      <w:r>
+        <w:rPr>
+          <w:rFonts w:ascii="Calibri" w:hAnsi="Calibri" w:cs="Calibri"/>
+          <w:sz w:val="24"/>
+        </w:rPr>
+        <w:t xml:space="preserve"> </w:t>
+      </w:r>
+      <w:proofErr w:type="spellStart"/>
+      <w:r>
+        <w:rPr>
+          <w:rFonts w:ascii="Calibri" w:hAnsi="Calibri" w:cs="Calibri"/>
+          <w:sz w:val="24"/>
+        </w:rPr>
+        <w:t>neophodne</w:t>
+      </w:r>
+      <w:proofErr w:type="spellEnd"/>
+      <w:r>
+        <w:rPr>
+          <w:rFonts w:ascii="Calibri" w:hAnsi="Calibri" w:cs="Calibri"/>
+          <w:sz w:val="24"/>
+        </w:rPr>
+        <w:t xml:space="preserve"> RESTful API </w:t>
+      </w:r>
+      <w:proofErr w:type="spellStart"/>
+      <w:r>
+        <w:rPr>
+          <w:rFonts w:ascii="Calibri" w:hAnsi="Calibri" w:cs="Calibri"/>
+          <w:sz w:val="24"/>
+        </w:rPr>
+        <w:t>servise</w:t>
+      </w:r>
+      <w:proofErr w:type="spellEnd"/>
+      <w:r>
+        <w:rPr>
+          <w:rFonts w:ascii="Calibri" w:hAnsi="Calibri" w:cs="Calibri"/>
+          <w:sz w:val="24"/>
+        </w:rPr>
+        <w:t xml:space="preserve">. </w:t>
+      </w:r>
+      <w:proofErr w:type="spellStart"/>
+      <w:r>
+        <w:rPr>
+          <w:rFonts w:ascii="Calibri" w:hAnsi="Calibri" w:cs="Calibri"/>
+          <w:sz w:val="24"/>
+        </w:rPr>
+        <w:t>Sigurnost</w:t>
+      </w:r>
+      <w:proofErr w:type="spellEnd"/>
+      <w:r>
+        <w:rPr>
+          <w:rFonts w:ascii="Calibri" w:hAnsi="Calibri" w:cs="Calibri"/>
+          <w:sz w:val="24"/>
+        </w:rPr>
+        <w:t xml:space="preserve"> </w:t>
+      </w:r>
+      <w:proofErr w:type="spellStart"/>
+      <w:r>
+        <w:rPr>
+          <w:rFonts w:ascii="Calibri" w:hAnsi="Calibri" w:cs="Calibri"/>
+          <w:sz w:val="24"/>
+        </w:rPr>
+        <w:t>aplikacije</w:t>
+      </w:r>
+      <w:proofErr w:type="spellEnd"/>
+      <w:r>
+        <w:rPr>
+          <w:rFonts w:ascii="Calibri" w:hAnsi="Calibri" w:cs="Calibri"/>
+          <w:sz w:val="24"/>
+        </w:rPr>
+        <w:t xml:space="preserve"> </w:t>
+      </w:r>
+      <w:proofErr w:type="spellStart"/>
+      <w:r>
+        <w:rPr>
+          <w:rFonts w:ascii="Calibri" w:hAnsi="Calibri" w:cs="Calibri"/>
+          <w:sz w:val="24"/>
+        </w:rPr>
+        <w:t>osigurana</w:t>
+      </w:r>
+      <w:proofErr w:type="spellEnd"/>
+      <w:r>
+        <w:rPr>
+          <w:rFonts w:ascii="Calibri" w:hAnsi="Calibri" w:cs="Calibri"/>
+          <w:sz w:val="24"/>
+        </w:rPr>
+        <w:t xml:space="preserve"> je </w:t>
+      </w:r>
+      <w:proofErr w:type="spellStart"/>
+      <w:r>
+        <w:rPr>
+          <w:rFonts w:ascii="Calibri" w:hAnsi="Calibri" w:cs="Calibri"/>
+          <w:sz w:val="24"/>
+        </w:rPr>
+        <w:t>implementacijom</w:t>
+      </w:r>
+      <w:proofErr w:type="spellEnd"/>
+      <w:r>
+        <w:rPr>
+          <w:rFonts w:ascii="Calibri" w:hAnsi="Calibri" w:cs="Calibri"/>
+          <w:sz w:val="24"/>
+        </w:rPr>
+        <w:t xml:space="preserve"> JSON Web </w:t>
+      </w:r>
+      <w:proofErr w:type="spellStart"/>
+      <w:r>
+        <w:rPr>
+          <w:rFonts w:ascii="Calibri" w:hAnsi="Calibri" w:cs="Calibri"/>
+          <w:sz w:val="24"/>
+        </w:rPr>
+        <w:t>Tokena</w:t>
+      </w:r>
+      <w:proofErr w:type="spellEnd"/>
+      <w:r>
+        <w:rPr>
+          <w:rFonts w:ascii="Calibri" w:hAnsi="Calibri" w:cs="Calibri"/>
+          <w:sz w:val="24"/>
+        </w:rPr>
+        <w:t xml:space="preserve"> (JWT) za </w:t>
+      </w:r>
+      <w:proofErr w:type="spellStart"/>
+      <w:r>
+        <w:rPr>
+          <w:rFonts w:ascii="Calibri" w:hAnsi="Calibri" w:cs="Calibri"/>
+          <w:sz w:val="24"/>
+        </w:rPr>
+        <w:t>autentifikaciju</w:t>
+      </w:r>
+      <w:proofErr w:type="spellEnd"/>
+      <w:r>
+        <w:rPr>
+          <w:rFonts w:ascii="Calibri" w:hAnsi="Calibri" w:cs="Calibri"/>
+          <w:sz w:val="24"/>
+        </w:rPr>
+        <w:t xml:space="preserve"> </w:t>
+      </w:r>
+      <w:proofErr w:type="spellStart"/>
+      <w:r>
+        <w:rPr>
+          <w:rFonts w:ascii="Calibri" w:hAnsi="Calibri" w:cs="Calibri"/>
+          <w:sz w:val="24"/>
+        </w:rPr>
+        <w:t>korisnika</w:t>
+      </w:r>
+      <w:proofErr w:type="spellEnd"/>
+      <w:r>
+        <w:rPr>
+          <w:rFonts w:ascii="Calibri" w:hAnsi="Calibri" w:cs="Calibri"/>
+          <w:sz w:val="24"/>
+        </w:rPr>
+        <w:t xml:space="preserve">. </w:t>
+      </w:r>
+      <w:proofErr w:type="spellStart"/>
+      <w:r>
+        <w:rPr>
+          <w:rFonts w:ascii="Calibri" w:hAnsi="Calibri" w:cs="Calibri"/>
+          <w:sz w:val="24"/>
+        </w:rPr>
+        <w:t>Centralni</w:t>
+      </w:r>
+      <w:proofErr w:type="spellEnd"/>
+      <w:r>
+        <w:rPr>
+          <w:rFonts w:ascii="Calibri" w:hAnsi="Calibri" w:cs="Calibri"/>
+          <w:sz w:val="24"/>
+        </w:rPr>
+        <w:t xml:space="preserve"> segment </w:t>
+      </w:r>
+      <w:proofErr w:type="spellStart"/>
+      <w:r>
+        <w:rPr>
+          <w:rFonts w:ascii="Calibri" w:hAnsi="Calibri" w:cs="Calibri"/>
+          <w:sz w:val="24"/>
+        </w:rPr>
+        <w:t>aplikacije</w:t>
+      </w:r>
+      <w:proofErr w:type="spellEnd"/>
+      <w:r>
+        <w:rPr>
+          <w:rFonts w:ascii="Calibri" w:hAnsi="Calibri" w:cs="Calibri"/>
+          <w:sz w:val="24"/>
+        </w:rPr>
+        <w:t xml:space="preserve"> </w:t>
+      </w:r>
+      <w:proofErr w:type="spellStart"/>
+      <w:r>
+        <w:rPr>
+          <w:rFonts w:ascii="Calibri" w:hAnsi="Calibri" w:cs="Calibri"/>
+          <w:sz w:val="24"/>
+        </w:rPr>
+        <w:t>predstavlja</w:t>
+      </w:r>
+      <w:proofErr w:type="spellEnd"/>
+      <w:r>
+        <w:rPr>
+          <w:rFonts w:ascii="Calibri" w:hAnsi="Calibri" w:cs="Calibri"/>
+          <w:sz w:val="24"/>
+        </w:rPr>
+        <w:t xml:space="preserve"> </w:t>
+      </w:r>
+      <w:proofErr w:type="spellStart"/>
+      <w:r>
+        <w:rPr>
+          <w:rFonts w:ascii="Calibri" w:hAnsi="Calibri" w:cs="Calibri"/>
+          <w:sz w:val="24"/>
+        </w:rPr>
+        <w:t>modularni</w:t>
+      </w:r>
+      <w:proofErr w:type="spellEnd"/>
+      <w:r>
+        <w:rPr>
+          <w:rFonts w:ascii="Calibri" w:hAnsi="Calibri" w:cs="Calibri"/>
+          <w:sz w:val="24"/>
+        </w:rPr>
+        <w:t xml:space="preserve"> </w:t>
+      </w:r>
+      <w:proofErr w:type="spellStart"/>
+      <w:r>
+        <w:rPr>
+          <w:rFonts w:ascii="Calibri" w:hAnsi="Calibri" w:cs="Calibri"/>
+          <w:sz w:val="24"/>
+        </w:rPr>
+        <w:t>podsistem</w:t>
+      </w:r>
+      <w:proofErr w:type="spellEnd"/>
+      <w:r>
+        <w:rPr>
+          <w:rFonts w:ascii="Calibri" w:hAnsi="Calibri" w:cs="Calibri"/>
+          <w:sz w:val="24"/>
+        </w:rPr>
+        <w:t xml:space="preserve"> za </w:t>
+      </w:r>
+      <w:proofErr w:type="spellStart"/>
+      <w:r>
+        <w:rPr>
+          <w:rFonts w:ascii="Calibri" w:hAnsi="Calibri" w:cs="Calibri"/>
+          <w:sz w:val="24"/>
+        </w:rPr>
+        <w:t>raspoređeno</w:t>
+      </w:r>
+      <w:proofErr w:type="spellEnd"/>
+      <w:r>
+        <w:rPr>
+          <w:rFonts w:ascii="Calibri" w:hAnsi="Calibri" w:cs="Calibri"/>
+          <w:sz w:val="24"/>
+        </w:rPr>
+        <w:t xml:space="preserve"> </w:t>
+      </w:r>
+      <w:proofErr w:type="spellStart"/>
+      <w:r>
+        <w:rPr>
+          <w:rFonts w:ascii="Calibri" w:hAnsi="Calibri" w:cs="Calibri"/>
+          <w:sz w:val="24"/>
+        </w:rPr>
+        <w:t>ponavljanje</w:t>
+      </w:r>
+      <w:proofErr w:type="spellEnd"/>
+      <w:r>
+        <w:rPr>
+          <w:rFonts w:ascii="Calibri" w:hAnsi="Calibri" w:cs="Calibri"/>
+          <w:sz w:val="24"/>
+        </w:rPr>
+        <w:t xml:space="preserve">, koji </w:t>
+      </w:r>
+      <w:proofErr w:type="spellStart"/>
+      <w:r>
+        <w:rPr>
+          <w:rFonts w:ascii="Calibri" w:hAnsi="Calibri" w:cs="Calibri"/>
+          <w:sz w:val="24"/>
+        </w:rPr>
+        <w:t>kroz</w:t>
+      </w:r>
+      <w:proofErr w:type="spellEnd"/>
+      <w:r>
+        <w:rPr>
+          <w:rFonts w:ascii="Calibri" w:hAnsi="Calibri" w:cs="Calibri"/>
+          <w:sz w:val="24"/>
+        </w:rPr>
+        <w:t xml:space="preserve"> </w:t>
+      </w:r>
+      <w:proofErr w:type="spellStart"/>
+      <w:r>
+        <w:rPr>
+          <w:rFonts w:ascii="Calibri" w:hAnsi="Calibri" w:cs="Calibri"/>
+          <w:sz w:val="24"/>
+        </w:rPr>
+        <w:t>podršku</w:t>
+      </w:r>
+      <w:proofErr w:type="spellEnd"/>
+      <w:r>
+        <w:rPr>
+          <w:rFonts w:ascii="Calibri" w:hAnsi="Calibri" w:cs="Calibri"/>
+          <w:sz w:val="24"/>
+        </w:rPr>
+        <w:t xml:space="preserve"> za </w:t>
+      </w:r>
+      <w:proofErr w:type="spellStart"/>
+      <w:r>
+        <w:rPr>
+          <w:rFonts w:ascii="Calibri" w:hAnsi="Calibri" w:cs="Calibri"/>
+          <w:sz w:val="24"/>
+        </w:rPr>
+        <w:t>algoritme</w:t>
+      </w:r>
+      <w:proofErr w:type="spellEnd"/>
+      <w:r>
+        <w:rPr>
+          <w:rFonts w:ascii="Calibri" w:hAnsi="Calibri" w:cs="Calibri"/>
+          <w:sz w:val="24"/>
+        </w:rPr>
+        <w:t xml:space="preserve"> SM-2 </w:t>
+      </w:r>
+      <w:proofErr w:type="spellStart"/>
+      <w:r>
+        <w:rPr>
+          <w:rFonts w:ascii="Calibri" w:hAnsi="Calibri" w:cs="Calibri"/>
+          <w:sz w:val="24"/>
+        </w:rPr>
+        <w:t>i</w:t>
+      </w:r>
+      <w:proofErr w:type="spellEnd"/>
+      <w:r>
+        <w:rPr>
+          <w:rFonts w:ascii="Calibri" w:hAnsi="Calibri" w:cs="Calibri"/>
+          <w:sz w:val="24"/>
+        </w:rPr>
+        <w:t xml:space="preserve"> FSRS </w:t>
+      </w:r>
+      <w:proofErr w:type="spellStart"/>
+      <w:r>
+        <w:rPr>
+          <w:rFonts w:ascii="Calibri" w:hAnsi="Calibri" w:cs="Calibri"/>
+          <w:sz w:val="24"/>
+        </w:rPr>
+        <w:t>omogućava</w:t>
+      </w:r>
+      <w:proofErr w:type="spellEnd"/>
+      <w:r>
+        <w:rPr>
+          <w:rFonts w:ascii="Calibri" w:hAnsi="Calibri" w:cs="Calibri"/>
+          <w:sz w:val="24"/>
+        </w:rPr>
+        <w:t xml:space="preserve"> </w:t>
+      </w:r>
+      <w:proofErr w:type="spellStart"/>
+      <w:r>
+        <w:rPr>
+          <w:rFonts w:ascii="Calibri" w:hAnsi="Calibri" w:cs="Calibri"/>
+          <w:sz w:val="24"/>
+        </w:rPr>
+        <w:t>korisnicima</w:t>
+      </w:r>
+      <w:proofErr w:type="spellEnd"/>
+      <w:r>
+        <w:rPr>
+          <w:rFonts w:ascii="Calibri" w:hAnsi="Calibri" w:cs="Calibri"/>
+          <w:sz w:val="24"/>
+        </w:rPr>
+        <w:t xml:space="preserve"> </w:t>
+      </w:r>
+      <w:proofErr w:type="spellStart"/>
+      <w:r>
+        <w:rPr>
+          <w:rFonts w:ascii="Calibri" w:hAnsi="Calibri" w:cs="Calibri"/>
+          <w:sz w:val="24"/>
+        </w:rPr>
+        <w:t>fleksibilno</w:t>
+      </w:r>
+      <w:proofErr w:type="spellEnd"/>
+      <w:r>
+        <w:rPr>
+          <w:rFonts w:ascii="Calibri" w:hAnsi="Calibri" w:cs="Calibri"/>
+          <w:sz w:val="24"/>
+        </w:rPr>
+        <w:t xml:space="preserve"> </w:t>
+      </w:r>
+      <w:proofErr w:type="spellStart"/>
+      <w:r>
+        <w:rPr>
+          <w:rFonts w:ascii="Calibri" w:hAnsi="Calibri" w:cs="Calibri"/>
+          <w:sz w:val="24"/>
+        </w:rPr>
+        <w:t>upravljanje</w:t>
+      </w:r>
+      <w:proofErr w:type="spellEnd"/>
+      <w:r>
+        <w:rPr>
+          <w:rFonts w:ascii="Calibri" w:hAnsi="Calibri" w:cs="Calibri"/>
+          <w:sz w:val="24"/>
+        </w:rPr>
+        <w:t xml:space="preserve"> </w:t>
+      </w:r>
+      <w:proofErr w:type="spellStart"/>
+      <w:r>
+        <w:rPr>
+          <w:rFonts w:ascii="Calibri" w:hAnsi="Calibri" w:cs="Calibri"/>
+          <w:sz w:val="24"/>
+        </w:rPr>
+        <w:t>špilovima</w:t>
+      </w:r>
+      <w:proofErr w:type="spellEnd"/>
+      <w:r>
+        <w:rPr>
+          <w:rFonts w:ascii="Calibri" w:hAnsi="Calibri" w:cs="Calibri"/>
+          <w:sz w:val="24"/>
+        </w:rPr>
+        <w:t xml:space="preserve"> </w:t>
+      </w:r>
+      <w:proofErr w:type="spellStart"/>
+      <w:r>
+        <w:rPr>
+          <w:rFonts w:ascii="Calibri" w:hAnsi="Calibri" w:cs="Calibri"/>
+          <w:sz w:val="24"/>
+        </w:rPr>
+        <w:t>i</w:t>
+      </w:r>
+      <w:proofErr w:type="spellEnd"/>
+      <w:r>
+        <w:rPr>
+          <w:rFonts w:ascii="Calibri" w:hAnsi="Calibri" w:cs="Calibri"/>
+          <w:sz w:val="24"/>
+        </w:rPr>
+        <w:t xml:space="preserve"> </w:t>
+      </w:r>
+      <w:proofErr w:type="spellStart"/>
+      <w:r>
+        <w:rPr>
+          <w:rFonts w:ascii="Calibri" w:hAnsi="Calibri" w:cs="Calibri"/>
+          <w:sz w:val="24"/>
+        </w:rPr>
+        <w:t>optimizaciju</w:t>
+      </w:r>
+      <w:proofErr w:type="spellEnd"/>
+      <w:r>
+        <w:rPr>
+          <w:rFonts w:ascii="Calibri" w:hAnsi="Calibri" w:cs="Calibri"/>
+          <w:sz w:val="24"/>
+        </w:rPr>
+        <w:t xml:space="preserve"> </w:t>
+      </w:r>
+      <w:proofErr w:type="spellStart"/>
+      <w:r>
+        <w:rPr>
+          <w:rFonts w:ascii="Calibri" w:hAnsi="Calibri" w:cs="Calibri"/>
+          <w:sz w:val="24"/>
+        </w:rPr>
+        <w:t>ciklusa</w:t>
+      </w:r>
+      <w:proofErr w:type="spellEnd"/>
+      <w:r>
+        <w:rPr>
+          <w:rFonts w:ascii="Calibri" w:hAnsi="Calibri" w:cs="Calibri"/>
+          <w:sz w:val="24"/>
+        </w:rPr>
+        <w:t xml:space="preserve"> </w:t>
+      </w:r>
+      <w:proofErr w:type="spellStart"/>
+      <w:r>
+        <w:rPr>
+          <w:rFonts w:ascii="Calibri" w:hAnsi="Calibri" w:cs="Calibri"/>
+          <w:sz w:val="24"/>
+        </w:rPr>
+        <w:t>revizije</w:t>
+      </w:r>
+      <w:proofErr w:type="spellEnd"/>
+      <w:r>
+        <w:rPr>
+          <w:rFonts w:ascii="Calibri" w:hAnsi="Calibri" w:cs="Calibri"/>
+          <w:sz w:val="24"/>
+        </w:rPr>
+        <w:t>.</w:t>
+      </w:r>
+      <w:r>
+        <w:t xml:space="preserve"> </w:t>
+      </w:r>
+      <w:proofErr w:type="spellStart"/>
+      <w:r>
+        <w:rPr>
+          <w:rFonts w:ascii="Calibri" w:hAnsi="Calibri" w:cs="Calibri"/>
+          <w:sz w:val="24"/>
+        </w:rPr>
+        <w:t>Upotrebom</w:t>
+      </w:r>
+      <w:proofErr w:type="spellEnd"/>
+      <w:r>
+        <w:rPr>
+          <w:rFonts w:ascii="Calibri" w:hAnsi="Calibri" w:cs="Calibri"/>
+          <w:sz w:val="24"/>
+        </w:rPr>
+        <w:t xml:space="preserve"> </w:t>
+      </w:r>
+      <w:proofErr w:type="spellStart"/>
+      <w:r>
+        <w:rPr>
+          <w:rFonts w:ascii="Calibri" w:hAnsi="Calibri" w:cs="Calibri"/>
+          <w:sz w:val="24"/>
+        </w:rPr>
+        <w:t>savremenih</w:t>
+      </w:r>
+      <w:proofErr w:type="spellEnd"/>
+      <w:r>
+        <w:rPr>
+          <w:rFonts w:ascii="Calibri" w:hAnsi="Calibri" w:cs="Calibri"/>
+          <w:sz w:val="24"/>
+        </w:rPr>
+        <w:t xml:space="preserve"> </w:t>
+      </w:r>
+      <w:proofErr w:type="spellStart"/>
+      <w:r>
+        <w:rPr>
+          <w:rFonts w:ascii="Calibri" w:hAnsi="Calibri" w:cs="Calibri"/>
+          <w:sz w:val="24"/>
+        </w:rPr>
+        <w:t>veb-tehnologija</w:t>
+      </w:r>
+      <w:proofErr w:type="spellEnd"/>
+      <w:r>
+        <w:rPr>
+          <w:rFonts w:ascii="Calibri" w:hAnsi="Calibri" w:cs="Calibri"/>
+          <w:sz w:val="24"/>
+        </w:rPr>
+        <w:t xml:space="preserve"> </w:t>
+      </w:r>
+      <w:proofErr w:type="spellStart"/>
+      <w:r>
+        <w:rPr>
+          <w:rFonts w:ascii="Calibri" w:hAnsi="Calibri" w:cs="Calibri"/>
+          <w:sz w:val="24"/>
+        </w:rPr>
+        <w:t>i</w:t>
+      </w:r>
+      <w:proofErr w:type="spellEnd"/>
+      <w:r>
+        <w:rPr>
+          <w:rFonts w:ascii="Calibri" w:hAnsi="Calibri" w:cs="Calibri"/>
+          <w:sz w:val="24"/>
+        </w:rPr>
+        <w:t xml:space="preserve"> </w:t>
+      </w:r>
+      <w:proofErr w:type="spellStart"/>
+      <w:r>
+        <w:rPr>
+          <w:rFonts w:ascii="Calibri" w:hAnsi="Calibri" w:cs="Calibri"/>
+          <w:sz w:val="24"/>
+        </w:rPr>
+        <w:t>standarda</w:t>
+      </w:r>
+      <w:proofErr w:type="spellEnd"/>
+      <w:r>
+        <w:rPr>
+          <w:rFonts w:ascii="Calibri" w:hAnsi="Calibri" w:cs="Calibri"/>
+          <w:sz w:val="24"/>
+        </w:rPr>
+        <w:t xml:space="preserve"> </w:t>
+      </w:r>
+      <w:proofErr w:type="spellStart"/>
+      <w:r>
+        <w:rPr>
+          <w:rFonts w:ascii="Calibri" w:hAnsi="Calibri" w:cs="Calibri"/>
+          <w:sz w:val="24"/>
+        </w:rPr>
+        <w:t>veb-inženjerstva</w:t>
+      </w:r>
+      <w:proofErr w:type="spellEnd"/>
+      <w:r>
+        <w:rPr>
+          <w:rFonts w:ascii="Calibri" w:hAnsi="Calibri" w:cs="Calibri"/>
+          <w:sz w:val="24"/>
+        </w:rPr>
+        <w:t xml:space="preserve"> </w:t>
+      </w:r>
+      <w:proofErr w:type="spellStart"/>
+      <w:r>
+        <w:rPr>
+          <w:rFonts w:ascii="Calibri" w:hAnsi="Calibri" w:cs="Calibri"/>
+          <w:sz w:val="24"/>
+        </w:rPr>
+        <w:t>implementiran</w:t>
+      </w:r>
+      <w:proofErr w:type="spellEnd"/>
+      <w:r>
+        <w:rPr>
+          <w:rFonts w:ascii="Calibri" w:hAnsi="Calibri" w:cs="Calibri"/>
+          <w:sz w:val="24"/>
+        </w:rPr>
+        <w:t xml:space="preserve"> je </w:t>
+      </w:r>
+      <w:proofErr w:type="spellStart"/>
+      <w:r>
+        <w:rPr>
+          <w:rFonts w:ascii="Calibri" w:hAnsi="Calibri" w:cs="Calibri"/>
+          <w:sz w:val="24"/>
+        </w:rPr>
+        <w:t>sistem</w:t>
+      </w:r>
+      <w:proofErr w:type="spellEnd"/>
+      <w:r>
+        <w:rPr>
+          <w:rFonts w:ascii="Calibri" w:hAnsi="Calibri" w:cs="Calibri"/>
+          <w:sz w:val="24"/>
+        </w:rPr>
+        <w:t xml:space="preserve"> </w:t>
+      </w:r>
+      <w:proofErr w:type="spellStart"/>
+      <w:r>
+        <w:rPr>
+          <w:rFonts w:ascii="Calibri" w:hAnsi="Calibri" w:cs="Calibri"/>
+          <w:sz w:val="24"/>
+        </w:rPr>
+        <w:t>čiji</w:t>
+      </w:r>
+      <w:proofErr w:type="spellEnd"/>
+      <w:r>
+        <w:rPr>
+          <w:rFonts w:ascii="Calibri" w:hAnsi="Calibri" w:cs="Calibri"/>
+          <w:sz w:val="24"/>
+        </w:rPr>
+        <w:t xml:space="preserve"> je </w:t>
+      </w:r>
+      <w:proofErr w:type="spellStart"/>
+      <w:r>
+        <w:rPr>
+          <w:rFonts w:ascii="Calibri" w:hAnsi="Calibri" w:cs="Calibri"/>
+          <w:sz w:val="24"/>
+        </w:rPr>
+        <w:t>cilj</w:t>
+      </w:r>
+      <w:proofErr w:type="spellEnd"/>
+      <w:r>
+        <w:rPr>
+          <w:rFonts w:ascii="Calibri" w:hAnsi="Calibri" w:cs="Calibri"/>
+          <w:sz w:val="24"/>
+        </w:rPr>
+        <w:t xml:space="preserve"> </w:t>
+      </w:r>
+      <w:proofErr w:type="spellStart"/>
+      <w:r>
+        <w:rPr>
+          <w:rFonts w:ascii="Calibri" w:hAnsi="Calibri" w:cs="Calibri"/>
+          <w:sz w:val="24"/>
+        </w:rPr>
+        <w:t>efikasno</w:t>
+      </w:r>
+      <w:proofErr w:type="spellEnd"/>
+      <w:r>
+        <w:rPr>
+          <w:rFonts w:ascii="Calibri" w:hAnsi="Calibri" w:cs="Calibri"/>
+          <w:sz w:val="24"/>
+        </w:rPr>
+        <w:t xml:space="preserve"> </w:t>
+      </w:r>
+      <w:proofErr w:type="spellStart"/>
+      <w:r>
+        <w:rPr>
+          <w:rFonts w:ascii="Calibri" w:hAnsi="Calibri" w:cs="Calibri"/>
+          <w:sz w:val="24"/>
+        </w:rPr>
+        <w:t>rešavanje</w:t>
+      </w:r>
+      <w:proofErr w:type="spellEnd"/>
+      <w:r>
+        <w:rPr>
+          <w:rFonts w:ascii="Calibri" w:hAnsi="Calibri" w:cs="Calibri"/>
+          <w:sz w:val="24"/>
+        </w:rPr>
+        <w:t xml:space="preserve"> </w:t>
+      </w:r>
+      <w:proofErr w:type="spellStart"/>
+      <w:r>
+        <w:rPr>
+          <w:rFonts w:ascii="Calibri" w:hAnsi="Calibri" w:cs="Calibri"/>
+          <w:sz w:val="24"/>
+        </w:rPr>
+        <w:t>problema</w:t>
+      </w:r>
+      <w:proofErr w:type="spellEnd"/>
+      <w:r>
+        <w:rPr>
+          <w:rFonts w:ascii="Calibri" w:hAnsi="Calibri" w:cs="Calibri"/>
+          <w:sz w:val="24"/>
+        </w:rPr>
+        <w:t xml:space="preserve"> </w:t>
+      </w:r>
+      <w:proofErr w:type="spellStart"/>
+      <w:r>
+        <w:rPr>
+          <w:rFonts w:ascii="Calibri" w:hAnsi="Calibri" w:cs="Calibri"/>
+          <w:sz w:val="24"/>
+        </w:rPr>
+        <w:t>kognitivnog</w:t>
+      </w:r>
+      <w:proofErr w:type="spellEnd"/>
+      <w:r>
+        <w:rPr>
+          <w:rFonts w:ascii="Calibri" w:hAnsi="Calibri" w:cs="Calibri"/>
+          <w:sz w:val="24"/>
+        </w:rPr>
+        <w:t xml:space="preserve"> </w:t>
+      </w:r>
+      <w:proofErr w:type="spellStart"/>
+      <w:r>
+        <w:rPr>
+          <w:rFonts w:ascii="Calibri" w:hAnsi="Calibri" w:cs="Calibri"/>
+          <w:sz w:val="24"/>
+        </w:rPr>
+        <w:t>učenja</w:t>
+      </w:r>
+      <w:proofErr w:type="spellEnd"/>
+      <w:r>
+        <w:rPr>
+          <w:rFonts w:ascii="Calibri" w:hAnsi="Calibri" w:cs="Calibri"/>
+          <w:sz w:val="24"/>
+        </w:rPr>
+        <w:t xml:space="preserve"> u </w:t>
+      </w:r>
+      <w:proofErr w:type="spellStart"/>
+      <w:r>
+        <w:rPr>
+          <w:rFonts w:ascii="Calibri" w:hAnsi="Calibri" w:cs="Calibri"/>
+          <w:sz w:val="24"/>
+        </w:rPr>
+        <w:t>domenu</w:t>
+      </w:r>
+      <w:proofErr w:type="spellEnd"/>
+      <w:r>
+        <w:rPr>
+          <w:rFonts w:ascii="Calibri" w:hAnsi="Calibri" w:cs="Calibri"/>
+          <w:sz w:val="24"/>
+        </w:rPr>
+        <w:t xml:space="preserve"> </w:t>
+      </w:r>
+      <w:proofErr w:type="spellStart"/>
+      <w:r>
+        <w:rPr>
+          <w:rFonts w:ascii="Calibri" w:hAnsi="Calibri" w:cs="Calibri"/>
+          <w:sz w:val="24"/>
+        </w:rPr>
+        <w:t>japanskog</w:t>
+      </w:r>
+      <w:proofErr w:type="spellEnd"/>
+      <w:r>
+        <w:rPr>
+          <w:rFonts w:ascii="Calibri" w:hAnsi="Calibri" w:cs="Calibri"/>
+          <w:sz w:val="24"/>
+        </w:rPr>
+        <w:t xml:space="preserve"> </w:t>
+      </w:r>
+      <w:proofErr w:type="spellStart"/>
+      <w:r>
+        <w:rPr>
+          <w:rFonts w:ascii="Calibri" w:hAnsi="Calibri" w:cs="Calibri"/>
+          <w:sz w:val="24"/>
+        </w:rPr>
+        <w:t>jezika</w:t>
+      </w:r>
+      <w:proofErr w:type="spellEnd"/>
+      <w:r>
+        <w:rPr>
+          <w:rFonts w:ascii="Calibri" w:hAnsi="Calibri" w:cs="Calibri"/>
+          <w:sz w:val="24"/>
+        </w:rPr>
+        <w:t>.</w:t>
+      </w:r>
+    </w:p>
+    <w:p>
+      <w:pPr>
+        <w:ind w:firstLine="709"/>
+        <w:rPr>
+          <w:rFonts w:ascii="Calibri" w:hAnsi="Calibri" w:cs="Calibri"/>
+          <w:sz w:val="24"/>
+        </w:rPr>
+      </w:pPr>
+    </w:p>
+    <w:p>
+      <w:pPr>
+        <w:ind w:firstLine="709"/>
+        <w:rPr>
+          <w:rFonts w:ascii="Calibri" w:hAnsi="Calibri" w:cs="Calibri"/>
+          <w:sz w:val="24"/>
+        </w:rPr>
+      </w:pPr>
+      <w:r>
+        <w:rPr>
+          <w:rFonts w:ascii="Calibri" w:hAnsi="Calibri" w:cs="Calibri"/>
+          <w:sz w:val="24"/>
+        </w:rPr>
+        <w:t xml:space="preserve">U </w:t>
+      </w:r>
+      <w:proofErr w:type="spellStart"/>
+      <w:r>
+        <w:rPr>
+          <w:rFonts w:ascii="Calibri" w:hAnsi="Calibri" w:cs="Calibri"/>
+          <w:sz w:val="24"/>
+        </w:rPr>
+        <w:t>nastavku</w:t>
+      </w:r>
+      <w:proofErr w:type="spellEnd"/>
+      <w:r>
+        <w:rPr>
+          <w:rFonts w:ascii="Calibri" w:hAnsi="Calibri" w:cs="Calibri"/>
+          <w:sz w:val="24"/>
+        </w:rPr>
+        <w:t xml:space="preserve"> rada, </w:t>
+      </w:r>
+      <w:proofErr w:type="spellStart"/>
+      <w:r>
+        <w:rPr>
+          <w:rFonts w:ascii="Calibri" w:hAnsi="Calibri" w:cs="Calibri"/>
+          <w:sz w:val="24"/>
+        </w:rPr>
+        <w:t>centralni</w:t>
+      </w:r>
+      <w:proofErr w:type="spellEnd"/>
+      <w:r>
+        <w:rPr>
+          <w:rFonts w:ascii="Calibri" w:hAnsi="Calibri" w:cs="Calibri"/>
+          <w:sz w:val="24"/>
+        </w:rPr>
+        <w:t xml:space="preserve"> deo je </w:t>
+      </w:r>
+      <w:proofErr w:type="spellStart"/>
+      <w:r>
+        <w:rPr>
+          <w:rFonts w:ascii="Calibri" w:hAnsi="Calibri" w:cs="Calibri"/>
+          <w:sz w:val="24"/>
+        </w:rPr>
+        <w:t>strukturiran</w:t>
+      </w:r>
+      <w:proofErr w:type="spellEnd"/>
+      <w:r>
+        <w:rPr>
+          <w:rFonts w:ascii="Calibri" w:hAnsi="Calibri" w:cs="Calibri"/>
+          <w:sz w:val="24"/>
+        </w:rPr>
+        <w:t xml:space="preserve"> </w:t>
+      </w:r>
+      <w:proofErr w:type="spellStart"/>
+      <w:r>
+        <w:rPr>
+          <w:rFonts w:ascii="Calibri" w:hAnsi="Calibri" w:cs="Calibri"/>
+          <w:sz w:val="24"/>
+        </w:rPr>
+        <w:t>kroz</w:t>
+      </w:r>
+      <w:proofErr w:type="spellEnd"/>
+      <w:r>
+        <w:rPr>
+          <w:rFonts w:ascii="Calibri" w:hAnsi="Calibri" w:cs="Calibri"/>
+          <w:sz w:val="24"/>
+        </w:rPr>
+        <w:t xml:space="preserve"> </w:t>
+      </w:r>
+      <w:proofErr w:type="spellStart"/>
+      <w:r>
+        <w:rPr>
+          <w:rFonts w:ascii="Calibri" w:hAnsi="Calibri" w:cs="Calibri"/>
+          <w:sz w:val="24"/>
+        </w:rPr>
+        <w:t>nekoliko</w:t>
+      </w:r>
+      <w:proofErr w:type="spellEnd"/>
+      <w:r>
+        <w:rPr>
+          <w:rFonts w:ascii="Calibri" w:hAnsi="Calibri" w:cs="Calibri"/>
+          <w:sz w:val="24"/>
+        </w:rPr>
+        <w:t xml:space="preserve"> </w:t>
+      </w:r>
+      <w:proofErr w:type="spellStart"/>
+      <w:r>
+        <w:rPr>
+          <w:rFonts w:ascii="Calibri" w:hAnsi="Calibri" w:cs="Calibri"/>
+          <w:sz w:val="24"/>
+        </w:rPr>
+        <w:t>poglavlja</w:t>
+      </w:r>
+      <w:proofErr w:type="spellEnd"/>
+      <w:r>
+        <w:rPr>
+          <w:rFonts w:ascii="Calibri" w:hAnsi="Calibri" w:cs="Calibri"/>
+          <w:sz w:val="24"/>
+        </w:rPr>
+        <w:t xml:space="preserve">. </w:t>
+      </w:r>
+      <w:proofErr w:type="spellStart"/>
+      <w:r>
+        <w:rPr>
+          <w:rFonts w:ascii="Calibri" w:hAnsi="Calibri" w:cs="Calibri"/>
+          <w:sz w:val="24"/>
+        </w:rPr>
+        <w:t>Drugo</w:t>
+      </w:r>
+      <w:proofErr w:type="spellEnd"/>
+      <w:r>
+        <w:rPr>
+          <w:rFonts w:ascii="Calibri" w:hAnsi="Calibri" w:cs="Calibri"/>
+          <w:sz w:val="24"/>
+        </w:rPr>
+        <w:t xml:space="preserve"> </w:t>
+      </w:r>
+      <w:proofErr w:type="spellStart"/>
+      <w:r>
+        <w:rPr>
+          <w:rFonts w:ascii="Calibri" w:hAnsi="Calibri" w:cs="Calibri"/>
+          <w:sz w:val="24"/>
+        </w:rPr>
+        <w:t>poglavlje</w:t>
+      </w:r>
+      <w:proofErr w:type="spellEnd"/>
+      <w:r>
+        <w:rPr>
+          <w:rFonts w:ascii="Calibri" w:hAnsi="Calibri" w:cs="Calibri"/>
+          <w:sz w:val="24"/>
+        </w:rPr>
+        <w:t xml:space="preserve"> </w:t>
+      </w:r>
+      <w:proofErr w:type="spellStart"/>
+      <w:r>
+        <w:rPr>
+          <w:rFonts w:ascii="Calibri" w:hAnsi="Calibri" w:cs="Calibri"/>
+          <w:sz w:val="24"/>
+        </w:rPr>
+        <w:t>donosi</w:t>
+      </w:r>
+      <w:proofErr w:type="spellEnd"/>
+      <w:r>
+        <w:rPr>
+          <w:rFonts w:ascii="Calibri" w:hAnsi="Calibri" w:cs="Calibri"/>
+          <w:sz w:val="24"/>
+        </w:rPr>
+        <w:t xml:space="preserve"> </w:t>
+      </w:r>
+      <w:proofErr w:type="spellStart"/>
+      <w:r>
+        <w:rPr>
+          <w:rFonts w:ascii="Calibri" w:hAnsi="Calibri" w:cs="Calibri"/>
+          <w:sz w:val="24"/>
+        </w:rPr>
+        <w:t>pregled</w:t>
+      </w:r>
+      <w:proofErr w:type="spellEnd"/>
+      <w:r>
+        <w:rPr>
+          <w:rFonts w:ascii="Calibri" w:hAnsi="Calibri" w:cs="Calibri"/>
+          <w:sz w:val="24"/>
+        </w:rPr>
+        <w:t xml:space="preserve"> </w:t>
+      </w:r>
+      <w:proofErr w:type="spellStart"/>
+      <w:r>
+        <w:rPr>
+          <w:rFonts w:ascii="Calibri" w:hAnsi="Calibri" w:cs="Calibri"/>
+          <w:sz w:val="24"/>
+        </w:rPr>
+        <w:t>postojećih</w:t>
+      </w:r>
+      <w:proofErr w:type="spellEnd"/>
+      <w:r>
+        <w:rPr>
+          <w:rFonts w:ascii="Calibri" w:hAnsi="Calibri" w:cs="Calibri"/>
+          <w:sz w:val="24"/>
+        </w:rPr>
+        <w:t xml:space="preserve"> </w:t>
+      </w:r>
+      <w:proofErr w:type="spellStart"/>
+      <w:r>
+        <w:rPr>
+          <w:rFonts w:ascii="Calibri" w:hAnsi="Calibri" w:cs="Calibri"/>
+          <w:sz w:val="24"/>
+        </w:rPr>
+        <w:t>rešenja</w:t>
+      </w:r>
+      <w:proofErr w:type="spellEnd"/>
+      <w:r>
+        <w:rPr>
+          <w:rFonts w:ascii="Calibri" w:hAnsi="Calibri" w:cs="Calibri"/>
+          <w:sz w:val="24"/>
+        </w:rPr>
+        <w:t xml:space="preserve"> </w:t>
+      </w:r>
+      <w:proofErr w:type="spellStart"/>
+      <w:r>
+        <w:rPr>
+          <w:rFonts w:ascii="Calibri" w:hAnsi="Calibri" w:cs="Calibri"/>
+          <w:sz w:val="24"/>
+        </w:rPr>
+        <w:t>i</w:t>
+      </w:r>
+      <w:proofErr w:type="spellEnd"/>
+      <w:r>
+        <w:rPr>
+          <w:rFonts w:ascii="Calibri" w:hAnsi="Calibri" w:cs="Calibri"/>
+          <w:sz w:val="24"/>
+        </w:rPr>
+        <w:t xml:space="preserve"> </w:t>
+      </w:r>
+      <w:proofErr w:type="spellStart"/>
+      <w:r>
+        <w:rPr>
+          <w:rFonts w:ascii="Calibri" w:hAnsi="Calibri" w:cs="Calibri"/>
+          <w:sz w:val="24"/>
+        </w:rPr>
+        <w:t>predlog</w:t>
+      </w:r>
+      <w:proofErr w:type="spellEnd"/>
+      <w:r>
+        <w:rPr>
+          <w:rFonts w:ascii="Calibri" w:hAnsi="Calibri" w:cs="Calibri"/>
+          <w:sz w:val="24"/>
+        </w:rPr>
+        <w:t xml:space="preserve"> </w:t>
+      </w:r>
+      <w:proofErr w:type="spellStart"/>
+      <w:r>
+        <w:rPr>
+          <w:rFonts w:ascii="Calibri" w:hAnsi="Calibri" w:cs="Calibri"/>
+          <w:sz w:val="24"/>
+        </w:rPr>
+        <w:t>rešenja</w:t>
+      </w:r>
+      <w:proofErr w:type="spellEnd"/>
+      <w:r>
+        <w:rPr>
+          <w:rFonts w:ascii="Calibri" w:hAnsi="Calibri" w:cs="Calibri"/>
+          <w:sz w:val="24"/>
+        </w:rPr>
+        <w:t xml:space="preserve"> </w:t>
+      </w:r>
+      <w:proofErr w:type="spellStart"/>
+      <w:r>
+        <w:rPr>
+          <w:rFonts w:ascii="Calibri" w:hAnsi="Calibri" w:cs="Calibri"/>
+          <w:sz w:val="24"/>
+        </w:rPr>
+        <w:t>na</w:t>
+      </w:r>
+      <w:proofErr w:type="spellEnd"/>
+      <w:r>
+        <w:rPr>
+          <w:rFonts w:ascii="Calibri" w:hAnsi="Calibri" w:cs="Calibri"/>
+          <w:sz w:val="24"/>
+        </w:rPr>
+        <w:t xml:space="preserve"> </w:t>
+      </w:r>
+      <w:proofErr w:type="spellStart"/>
+      <w:r>
+        <w:rPr>
+          <w:rFonts w:ascii="Calibri" w:hAnsi="Calibri" w:cs="Calibri"/>
+          <w:sz w:val="24"/>
+        </w:rPr>
+        <w:t>globalnom</w:t>
+      </w:r>
+      <w:proofErr w:type="spellEnd"/>
+      <w:r>
+        <w:rPr>
+          <w:rFonts w:ascii="Calibri" w:hAnsi="Calibri" w:cs="Calibri"/>
+          <w:sz w:val="24"/>
+        </w:rPr>
+        <w:t xml:space="preserve"> </w:t>
+      </w:r>
+      <w:proofErr w:type="spellStart"/>
+      <w:r>
+        <w:rPr>
+          <w:rFonts w:ascii="Calibri" w:hAnsi="Calibri" w:cs="Calibri"/>
+          <w:sz w:val="24"/>
+        </w:rPr>
+        <w:t>nivou</w:t>
+      </w:r>
+      <w:proofErr w:type="spellEnd"/>
+      <w:r>
+        <w:rPr>
+          <w:rFonts w:ascii="Calibri" w:hAnsi="Calibri" w:cs="Calibri"/>
+          <w:sz w:val="24"/>
+        </w:rPr>
+        <w:t xml:space="preserve">, </w:t>
+      </w:r>
+      <w:proofErr w:type="spellStart"/>
+      <w:r>
+        <w:rPr>
+          <w:rFonts w:ascii="Calibri" w:hAnsi="Calibri" w:cs="Calibri"/>
+          <w:sz w:val="24"/>
+        </w:rPr>
+        <w:t>dok</w:t>
+      </w:r>
+      <w:proofErr w:type="spellEnd"/>
+      <w:r>
+        <w:rPr>
+          <w:rFonts w:ascii="Calibri" w:hAnsi="Calibri" w:cs="Calibri"/>
+          <w:sz w:val="24"/>
+        </w:rPr>
+        <w:t xml:space="preserve"> se </w:t>
+      </w:r>
+      <w:proofErr w:type="spellStart"/>
+      <w:r>
+        <w:rPr>
+          <w:rFonts w:ascii="Calibri" w:hAnsi="Calibri" w:cs="Calibri"/>
+          <w:sz w:val="24"/>
+        </w:rPr>
+        <w:t>naredna</w:t>
+      </w:r>
+      <w:proofErr w:type="spellEnd"/>
+      <w:r>
+        <w:rPr>
+          <w:rFonts w:ascii="Calibri" w:hAnsi="Calibri" w:cs="Calibri"/>
+          <w:sz w:val="24"/>
+        </w:rPr>
+        <w:t xml:space="preserve"> </w:t>
+      </w:r>
+      <w:proofErr w:type="spellStart"/>
+      <w:r>
+        <w:rPr>
+          <w:rFonts w:ascii="Calibri" w:hAnsi="Calibri" w:cs="Calibri"/>
+          <w:sz w:val="24"/>
+        </w:rPr>
+        <w:t>poglavlja</w:t>
+      </w:r>
+      <w:proofErr w:type="spellEnd"/>
+      <w:r>
+        <w:rPr>
+          <w:rFonts w:ascii="Calibri" w:hAnsi="Calibri" w:cs="Calibri"/>
+          <w:sz w:val="24"/>
+        </w:rPr>
+        <w:t xml:space="preserve"> </w:t>
+      </w:r>
+      <w:proofErr w:type="spellStart"/>
+      <w:r>
+        <w:rPr>
+          <w:rFonts w:ascii="Calibri" w:hAnsi="Calibri" w:cs="Calibri"/>
+          <w:sz w:val="24"/>
+        </w:rPr>
+        <w:t>bave</w:t>
+      </w:r>
+      <w:proofErr w:type="spellEnd"/>
+      <w:r>
+        <w:rPr>
+          <w:rFonts w:ascii="Calibri" w:hAnsi="Calibri" w:cs="Calibri"/>
+          <w:sz w:val="24"/>
+        </w:rPr>
+        <w:t xml:space="preserve"> </w:t>
+      </w:r>
+      <w:proofErr w:type="spellStart"/>
+      <w:r>
+        <w:rPr>
+          <w:rFonts w:ascii="Calibri" w:hAnsi="Calibri" w:cs="Calibri"/>
+          <w:sz w:val="24"/>
+        </w:rPr>
+        <w:t>detaljima</w:t>
+      </w:r>
+      <w:proofErr w:type="spellEnd"/>
+      <w:r>
+        <w:rPr>
+          <w:rFonts w:ascii="Calibri" w:hAnsi="Calibri" w:cs="Calibri"/>
+          <w:sz w:val="24"/>
+        </w:rPr>
+        <w:t xml:space="preserve"> </w:t>
+      </w:r>
+      <w:proofErr w:type="spellStart"/>
+      <w:r>
+        <w:rPr>
+          <w:rFonts w:ascii="Calibri" w:hAnsi="Calibri" w:cs="Calibri"/>
+          <w:sz w:val="24"/>
+        </w:rPr>
+        <w:t>realizacije</w:t>
+      </w:r>
+      <w:proofErr w:type="spellEnd"/>
+      <w:r>
+        <w:rPr>
+          <w:rFonts w:ascii="Calibri" w:hAnsi="Calibri" w:cs="Calibri"/>
+          <w:sz w:val="24"/>
+        </w:rPr>
+        <w:t xml:space="preserve">, </w:t>
+      </w:r>
+      <w:proofErr w:type="spellStart"/>
+      <w:r>
+        <w:rPr>
+          <w:rFonts w:ascii="Calibri" w:hAnsi="Calibri" w:cs="Calibri"/>
+          <w:sz w:val="24"/>
+        </w:rPr>
+        <w:t>razmatrajući</w:t>
+      </w:r>
+      <w:proofErr w:type="spellEnd"/>
+      <w:r>
+        <w:rPr>
+          <w:rFonts w:ascii="Calibri" w:hAnsi="Calibri" w:cs="Calibri"/>
+          <w:sz w:val="24"/>
+        </w:rPr>
+        <w:t xml:space="preserve"> </w:t>
+      </w:r>
+      <w:proofErr w:type="spellStart"/>
+      <w:r>
+        <w:rPr>
+          <w:rFonts w:ascii="Calibri" w:hAnsi="Calibri" w:cs="Calibri"/>
+          <w:sz w:val="24"/>
+        </w:rPr>
+        <w:t>podjednako</w:t>
+      </w:r>
+      <w:proofErr w:type="spellEnd"/>
+      <w:r>
+        <w:rPr>
+          <w:rFonts w:ascii="Calibri" w:hAnsi="Calibri" w:cs="Calibri"/>
+          <w:sz w:val="24"/>
+        </w:rPr>
+        <w:t xml:space="preserve"> </w:t>
+      </w:r>
+      <w:proofErr w:type="spellStart"/>
+      <w:r>
+        <w:rPr>
+          <w:rFonts w:ascii="Calibri" w:hAnsi="Calibri" w:cs="Calibri"/>
+          <w:sz w:val="24"/>
+        </w:rPr>
+        <w:t>korisničku</w:t>
+      </w:r>
+      <w:proofErr w:type="spellEnd"/>
+      <w:r>
+        <w:rPr>
+          <w:rFonts w:ascii="Calibri" w:hAnsi="Calibri" w:cs="Calibri"/>
+          <w:sz w:val="24"/>
+        </w:rPr>
+        <w:t xml:space="preserve"> </w:t>
+      </w:r>
+      <w:proofErr w:type="spellStart"/>
+      <w:r>
+        <w:rPr>
+          <w:rFonts w:ascii="Calibri" w:hAnsi="Calibri" w:cs="Calibri"/>
+          <w:sz w:val="24"/>
+        </w:rPr>
+        <w:t>stranu</w:t>
+      </w:r>
+      <w:proofErr w:type="spellEnd"/>
+      <w:r>
+        <w:rPr>
+          <w:rFonts w:ascii="Calibri" w:hAnsi="Calibri" w:cs="Calibri"/>
+          <w:sz w:val="24"/>
+        </w:rPr>
+        <w:t xml:space="preserve"> (</w:t>
+      </w:r>
+      <w:proofErr w:type="spellStart"/>
+      <w:r>
+        <w:rPr>
+          <w:rFonts w:ascii="Calibri" w:hAnsi="Calibri" w:cs="Calibri"/>
+          <w:sz w:val="24"/>
+        </w:rPr>
+        <w:t>interfejs</w:t>
+      </w:r>
+      <w:proofErr w:type="spellEnd"/>
+      <w:r>
+        <w:rPr>
+          <w:rFonts w:ascii="Calibri" w:hAnsi="Calibri" w:cs="Calibri"/>
+          <w:sz w:val="24"/>
+        </w:rPr>
+        <w:t xml:space="preserve">, </w:t>
+      </w:r>
+      <w:proofErr w:type="spellStart"/>
+      <w:r>
+        <w:rPr>
+          <w:rFonts w:ascii="Calibri" w:hAnsi="Calibri" w:cs="Calibri"/>
+          <w:sz w:val="24"/>
+        </w:rPr>
+        <w:t>tokove</w:t>
+      </w:r>
+      <w:proofErr w:type="spellEnd"/>
+      <w:r>
+        <w:rPr>
+          <w:rFonts w:ascii="Calibri" w:hAnsi="Calibri" w:cs="Calibri"/>
+          <w:sz w:val="24"/>
+        </w:rPr>
+        <w:t xml:space="preserve"> </w:t>
+      </w:r>
+      <w:proofErr w:type="spellStart"/>
+      <w:r>
+        <w:rPr>
+          <w:rFonts w:ascii="Calibri" w:hAnsi="Calibri" w:cs="Calibri"/>
+          <w:sz w:val="24"/>
+        </w:rPr>
+        <w:t>učenja</w:t>
+      </w:r>
+      <w:proofErr w:type="spellEnd"/>
+      <w:r>
+        <w:rPr>
+          <w:rFonts w:ascii="Calibri" w:hAnsi="Calibri" w:cs="Calibri"/>
+          <w:sz w:val="24"/>
+        </w:rPr>
+        <w:t xml:space="preserve"> </w:t>
+      </w:r>
+      <w:proofErr w:type="spellStart"/>
+      <w:r>
+        <w:rPr>
+          <w:rFonts w:ascii="Calibri" w:hAnsi="Calibri" w:cs="Calibri"/>
+          <w:sz w:val="24"/>
+        </w:rPr>
+        <w:t>i</w:t>
+      </w:r>
+      <w:proofErr w:type="spellEnd"/>
+      <w:r>
+        <w:rPr>
+          <w:rFonts w:ascii="Calibri" w:hAnsi="Calibri" w:cs="Calibri"/>
+          <w:sz w:val="24"/>
+        </w:rPr>
+        <w:t xml:space="preserve"> </w:t>
+      </w:r>
+      <w:proofErr w:type="spellStart"/>
+      <w:r>
+        <w:rPr>
+          <w:rFonts w:ascii="Calibri" w:hAnsi="Calibri" w:cs="Calibri"/>
+          <w:sz w:val="24"/>
+        </w:rPr>
+        <w:t>kurikulum</w:t>
+      </w:r>
+      <w:proofErr w:type="spellEnd"/>
+      <w:r>
+        <w:rPr>
+          <w:rFonts w:ascii="Calibri" w:hAnsi="Calibri" w:cs="Calibri"/>
+          <w:sz w:val="24"/>
+        </w:rPr>
+        <w:t xml:space="preserve">) </w:t>
+      </w:r>
+      <w:proofErr w:type="spellStart"/>
+      <w:r>
+        <w:rPr>
+          <w:rFonts w:ascii="Calibri" w:hAnsi="Calibri" w:cs="Calibri"/>
+          <w:sz w:val="24"/>
+        </w:rPr>
+        <w:t>i</w:t>
+      </w:r>
+      <w:proofErr w:type="spellEnd"/>
+      <w:r>
+        <w:rPr>
+          <w:rFonts w:ascii="Calibri" w:hAnsi="Calibri" w:cs="Calibri"/>
+          <w:sz w:val="24"/>
+        </w:rPr>
+        <w:t xml:space="preserve"> </w:t>
+      </w:r>
+      <w:proofErr w:type="spellStart"/>
+      <w:r>
+        <w:rPr>
+          <w:rFonts w:ascii="Calibri" w:hAnsi="Calibri" w:cs="Calibri"/>
+          <w:sz w:val="24"/>
+        </w:rPr>
+        <w:t>implementacionu</w:t>
+      </w:r>
+      <w:proofErr w:type="spellEnd"/>
+      <w:r>
+        <w:rPr>
+          <w:rFonts w:ascii="Calibri" w:hAnsi="Calibri" w:cs="Calibri"/>
+          <w:sz w:val="24"/>
+        </w:rPr>
+        <w:t xml:space="preserve"> </w:t>
+      </w:r>
+      <w:proofErr w:type="spellStart"/>
+      <w:r>
+        <w:rPr>
+          <w:rFonts w:ascii="Calibri" w:hAnsi="Calibri" w:cs="Calibri"/>
+          <w:sz w:val="24"/>
+        </w:rPr>
+        <w:t>stranu</w:t>
+      </w:r>
+      <w:proofErr w:type="spellEnd"/>
+      <w:r>
+        <w:rPr>
+          <w:rFonts w:ascii="Calibri" w:hAnsi="Calibri" w:cs="Calibri"/>
+          <w:sz w:val="24"/>
+        </w:rPr>
+        <w:t xml:space="preserve"> </w:t>
+      </w:r>
+      <w:proofErr w:type="spellStart"/>
+      <w:r>
+        <w:rPr>
+          <w:rFonts w:ascii="Calibri" w:hAnsi="Calibri" w:cs="Calibri"/>
+          <w:sz w:val="24"/>
+        </w:rPr>
+        <w:t>sistema</w:t>
+      </w:r>
+      <w:proofErr w:type="spellEnd"/>
+      <w:r>
+        <w:rPr>
+          <w:rFonts w:ascii="Calibri" w:hAnsi="Calibri" w:cs="Calibri"/>
+          <w:sz w:val="24"/>
+        </w:rPr>
+        <w:t xml:space="preserve"> (</w:t>
+      </w:r>
+      <w:proofErr w:type="spellStart"/>
+      <w:r>
+        <w:rPr>
+          <w:rFonts w:ascii="Calibri" w:hAnsi="Calibri" w:cs="Calibri"/>
+          <w:sz w:val="24"/>
+        </w:rPr>
+        <w:t>arhitekturu</w:t>
+      </w:r>
+      <w:proofErr w:type="spellEnd"/>
+      <w:r>
+        <w:rPr>
+          <w:rFonts w:ascii="Calibri" w:hAnsi="Calibri" w:cs="Calibri"/>
+          <w:sz w:val="24"/>
+        </w:rPr>
+        <w:t xml:space="preserve"> MEAN </w:t>
+      </w:r>
+      <w:proofErr w:type="spellStart"/>
+      <w:r>
+        <w:rPr>
+          <w:rFonts w:ascii="Calibri" w:hAnsi="Calibri" w:cs="Calibri"/>
+          <w:sz w:val="24"/>
+        </w:rPr>
+        <w:t>steka</w:t>
+      </w:r>
+      <w:proofErr w:type="spellEnd"/>
+      <w:r>
+        <w:rPr>
+          <w:rFonts w:ascii="Calibri" w:hAnsi="Calibri" w:cs="Calibri"/>
+          <w:sz w:val="24"/>
+        </w:rPr>
+        <w:t xml:space="preserve">, </w:t>
+      </w:r>
+      <w:proofErr w:type="spellStart"/>
+      <w:r>
+        <w:rPr>
+          <w:rFonts w:ascii="Calibri" w:hAnsi="Calibri" w:cs="Calibri"/>
+          <w:sz w:val="24"/>
+        </w:rPr>
+        <w:t>bazu</w:t>
+      </w:r>
+      <w:proofErr w:type="spellEnd"/>
+      <w:r>
+        <w:rPr>
+          <w:rFonts w:ascii="Calibri" w:hAnsi="Calibri" w:cs="Calibri"/>
+          <w:sz w:val="24"/>
+        </w:rPr>
+        <w:t xml:space="preserve"> </w:t>
+      </w:r>
+      <w:proofErr w:type="spellStart"/>
+      <w:r>
+        <w:rPr>
+          <w:rFonts w:ascii="Calibri" w:hAnsi="Calibri" w:cs="Calibri"/>
+          <w:sz w:val="24"/>
+        </w:rPr>
+        <w:t>podataka</w:t>
+      </w:r>
+      <w:proofErr w:type="spellEnd"/>
+      <w:r>
+        <w:rPr>
+          <w:rFonts w:ascii="Calibri" w:hAnsi="Calibri" w:cs="Calibri"/>
+          <w:sz w:val="24"/>
+        </w:rPr>
+        <w:t xml:space="preserve"> </w:t>
+      </w:r>
+      <w:proofErr w:type="spellStart"/>
+      <w:r>
+        <w:rPr>
+          <w:rFonts w:ascii="Calibri" w:hAnsi="Calibri" w:cs="Calibri"/>
+          <w:sz w:val="24"/>
+        </w:rPr>
+        <w:t>i</w:t>
+      </w:r>
+      <w:proofErr w:type="spellEnd"/>
+      <w:r>
+        <w:rPr>
+          <w:rFonts w:ascii="Calibri" w:hAnsi="Calibri" w:cs="Calibri"/>
+          <w:sz w:val="24"/>
+        </w:rPr>
+        <w:t xml:space="preserve"> </w:t>
+      </w:r>
+      <w:proofErr w:type="spellStart"/>
+      <w:r>
+        <w:rPr>
+          <w:rFonts w:ascii="Calibri" w:hAnsi="Calibri" w:cs="Calibri"/>
+          <w:sz w:val="24"/>
+        </w:rPr>
+        <w:t>algoritme</w:t>
+      </w:r>
+      <w:proofErr w:type="spellEnd"/>
+      <w:r>
+        <w:rPr>
+          <w:rFonts w:ascii="Calibri" w:hAnsi="Calibri" w:cs="Calibri"/>
+          <w:sz w:val="24"/>
+        </w:rPr>
+        <w:t xml:space="preserve"> </w:t>
+      </w:r>
+      <w:proofErr w:type="spellStart"/>
+      <w:r>
+        <w:rPr>
+          <w:rFonts w:ascii="Calibri" w:hAnsi="Calibri" w:cs="Calibri"/>
+          <w:sz w:val="24"/>
+        </w:rPr>
+        <w:t>raspoređenog</w:t>
+      </w:r>
+      <w:proofErr w:type="spellEnd"/>
+      <w:r>
+        <w:rPr>
+          <w:rFonts w:ascii="Calibri" w:hAnsi="Calibri" w:cs="Calibri"/>
+          <w:sz w:val="24"/>
+        </w:rPr>
+        <w:t xml:space="preserve"> </w:t>
+      </w:r>
+      <w:proofErr w:type="spellStart"/>
+      <w:r>
+        <w:rPr>
+          <w:rFonts w:ascii="Calibri" w:hAnsi="Calibri" w:cs="Calibri"/>
+          <w:sz w:val="24"/>
+        </w:rPr>
+        <w:t>ponavljanja</w:t>
+      </w:r>
+      <w:proofErr w:type="spellEnd"/>
+      <w:r>
+        <w:rPr>
+          <w:rFonts w:ascii="Calibri" w:hAnsi="Calibri" w:cs="Calibri"/>
+          <w:sz w:val="24"/>
+        </w:rPr>
+        <w:t xml:space="preserve">). </w:t>
+      </w:r>
+      <w:proofErr w:type="spellStart"/>
+      <w:r>
+        <w:rPr>
+          <w:rFonts w:ascii="Calibri" w:hAnsi="Calibri" w:cs="Calibri"/>
+          <w:sz w:val="24"/>
+        </w:rPr>
+        <w:t>Poslednji</w:t>
+      </w:r>
+      <w:proofErr w:type="spellEnd"/>
+      <w:r>
+        <w:rPr>
+          <w:rFonts w:ascii="Calibri" w:hAnsi="Calibri" w:cs="Calibri"/>
+          <w:sz w:val="24"/>
+        </w:rPr>
+        <w:t xml:space="preserve"> segment </w:t>
+      </w:r>
+      <w:proofErr w:type="spellStart"/>
+      <w:r>
+        <w:rPr>
+          <w:rFonts w:ascii="Calibri" w:hAnsi="Calibri" w:cs="Calibri"/>
+          <w:sz w:val="24"/>
+        </w:rPr>
+        <w:t>centralnog</w:t>
+      </w:r>
+      <w:proofErr w:type="spellEnd"/>
+      <w:r>
+        <w:rPr>
+          <w:rFonts w:ascii="Calibri" w:hAnsi="Calibri" w:cs="Calibri"/>
+          <w:sz w:val="24"/>
+        </w:rPr>
+        <w:t xml:space="preserve"> dela </w:t>
+      </w:r>
+      <w:proofErr w:type="spellStart"/>
+      <w:r>
+        <w:rPr>
+          <w:rFonts w:ascii="Calibri" w:hAnsi="Calibri" w:cs="Calibri"/>
+          <w:sz w:val="24"/>
+        </w:rPr>
+        <w:t>posvećen</w:t>
+      </w:r>
+      <w:proofErr w:type="spellEnd"/>
+      <w:r>
+        <w:rPr>
+          <w:rFonts w:ascii="Calibri" w:hAnsi="Calibri" w:cs="Calibri"/>
+          <w:sz w:val="24"/>
+        </w:rPr>
+        <w:t xml:space="preserve"> je </w:t>
+      </w:r>
+      <w:proofErr w:type="spellStart"/>
+      <w:r>
+        <w:rPr>
+          <w:rFonts w:ascii="Calibri" w:hAnsi="Calibri" w:cs="Calibri"/>
+          <w:sz w:val="24"/>
+        </w:rPr>
+        <w:t>pregledu</w:t>
+      </w:r>
+      <w:proofErr w:type="spellEnd"/>
+      <w:r>
+        <w:rPr>
+          <w:rFonts w:ascii="Calibri" w:hAnsi="Calibri" w:cs="Calibri"/>
+          <w:sz w:val="24"/>
+        </w:rPr>
+        <w:t xml:space="preserve"> </w:t>
+      </w:r>
+      <w:proofErr w:type="spellStart"/>
+      <w:r>
+        <w:rPr>
+          <w:rFonts w:ascii="Calibri" w:hAnsi="Calibri" w:cs="Calibri"/>
+          <w:sz w:val="24"/>
+        </w:rPr>
+        <w:t>dobijenih</w:t>
+      </w:r>
+      <w:proofErr w:type="spellEnd"/>
+      <w:r>
+        <w:rPr>
+          <w:rFonts w:ascii="Calibri" w:hAnsi="Calibri" w:cs="Calibri"/>
+          <w:sz w:val="24"/>
+        </w:rPr>
+        <w:t xml:space="preserve"> </w:t>
+      </w:r>
+      <w:proofErr w:type="spellStart"/>
+      <w:r>
+        <w:rPr>
+          <w:rFonts w:ascii="Calibri" w:hAnsi="Calibri" w:cs="Calibri"/>
+          <w:sz w:val="24"/>
+        </w:rPr>
+        <w:t>rezultata</w:t>
+      </w:r>
+      <w:proofErr w:type="spellEnd"/>
+      <w:r>
+        <w:rPr>
+          <w:rFonts w:ascii="Calibri" w:hAnsi="Calibri" w:cs="Calibri"/>
+          <w:sz w:val="24"/>
+        </w:rPr>
+        <w:t xml:space="preserve">, </w:t>
+      </w:r>
+      <w:proofErr w:type="spellStart"/>
+      <w:r>
+        <w:rPr>
+          <w:rFonts w:ascii="Calibri" w:hAnsi="Calibri" w:cs="Calibri"/>
+          <w:sz w:val="24"/>
+        </w:rPr>
+        <w:t>dok</w:t>
+      </w:r>
+      <w:proofErr w:type="spellEnd"/>
+      <w:r>
+        <w:rPr>
+          <w:rFonts w:ascii="Calibri" w:hAnsi="Calibri" w:cs="Calibri"/>
+          <w:sz w:val="24"/>
+        </w:rPr>
+        <w:t xml:space="preserve"> se rad </w:t>
+      </w:r>
+      <w:proofErr w:type="spellStart"/>
+      <w:r>
+        <w:rPr>
+          <w:rFonts w:ascii="Calibri" w:hAnsi="Calibri" w:cs="Calibri"/>
+          <w:sz w:val="24"/>
+        </w:rPr>
+        <w:t>na</w:t>
+      </w:r>
+      <w:proofErr w:type="spellEnd"/>
+      <w:r>
+        <w:rPr>
+          <w:rFonts w:ascii="Calibri" w:hAnsi="Calibri" w:cs="Calibri"/>
+          <w:sz w:val="24"/>
+        </w:rPr>
+        <w:t xml:space="preserve"> </w:t>
+      </w:r>
+      <w:proofErr w:type="spellStart"/>
+      <w:r>
+        <w:rPr>
+          <w:rFonts w:ascii="Calibri" w:hAnsi="Calibri" w:cs="Calibri"/>
+          <w:sz w:val="24"/>
+        </w:rPr>
+        <w:t>kraju</w:t>
+      </w:r>
+      <w:proofErr w:type="spellEnd"/>
+      <w:r>
+        <w:rPr>
+          <w:rFonts w:ascii="Calibri" w:hAnsi="Calibri" w:cs="Calibri"/>
+          <w:sz w:val="24"/>
+        </w:rPr>
+        <w:t xml:space="preserve"> </w:t>
+      </w:r>
+      <w:proofErr w:type="spellStart"/>
+      <w:r>
+        <w:rPr>
+          <w:rFonts w:ascii="Calibri" w:hAnsi="Calibri" w:cs="Calibri"/>
+          <w:sz w:val="24"/>
+        </w:rPr>
+        <w:t>zaokružuje</w:t>
+      </w:r>
+      <w:proofErr w:type="spellEnd"/>
+      <w:r>
+        <w:rPr>
+          <w:rFonts w:ascii="Calibri" w:hAnsi="Calibri" w:cs="Calibri"/>
+          <w:sz w:val="24"/>
+        </w:rPr>
+        <w:t xml:space="preserve"> </w:t>
+      </w:r>
+      <w:proofErr w:type="spellStart"/>
+      <w:r>
+        <w:rPr>
+          <w:rFonts w:ascii="Calibri" w:hAnsi="Calibri" w:cs="Calibri"/>
+          <w:sz w:val="24"/>
+        </w:rPr>
+        <w:t>zaključkom</w:t>
+      </w:r>
+      <w:proofErr w:type="spellEnd"/>
+      <w:r>
+        <w:rPr>
+          <w:rFonts w:ascii="Calibri" w:hAnsi="Calibri" w:cs="Calibri"/>
+          <w:sz w:val="24"/>
+        </w:rPr>
+        <w:t xml:space="preserve"> </w:t>
+      </w:r>
+      <w:proofErr w:type="spellStart"/>
+      <w:r>
+        <w:rPr>
+          <w:rFonts w:ascii="Calibri" w:hAnsi="Calibri" w:cs="Calibri"/>
+          <w:sz w:val="24"/>
+        </w:rPr>
+        <w:t>i</w:t>
+      </w:r>
+      <w:proofErr w:type="spellEnd"/>
+      <w:r>
+        <w:rPr>
+          <w:rFonts w:ascii="Calibri" w:hAnsi="Calibri" w:cs="Calibri"/>
+          <w:sz w:val="24"/>
+        </w:rPr>
+        <w:t xml:space="preserve"> </w:t>
+      </w:r>
+      <w:proofErr w:type="spellStart"/>
+      <w:r>
+        <w:rPr>
+          <w:rFonts w:ascii="Calibri" w:hAnsi="Calibri" w:cs="Calibri"/>
+          <w:sz w:val="24"/>
+        </w:rPr>
+        <w:t>pravcima</w:t>
+      </w:r>
+      <w:proofErr w:type="spellEnd"/>
+      <w:r>
+        <w:rPr>
+          <w:rFonts w:ascii="Calibri" w:hAnsi="Calibri" w:cs="Calibri"/>
+          <w:sz w:val="24"/>
+        </w:rPr>
+        <w:t xml:space="preserve"> </w:t>
+      </w:r>
+      <w:proofErr w:type="spellStart"/>
+      <w:r>
+        <w:rPr>
+          <w:rFonts w:ascii="Calibri" w:hAnsi="Calibri" w:cs="Calibri"/>
+          <w:sz w:val="24"/>
+        </w:rPr>
+        <w:t>budućeg</w:t>
+      </w:r>
+      <w:proofErr w:type="spellEnd"/>
+      <w:r>
+        <w:rPr>
+          <w:rFonts w:ascii="Calibri" w:hAnsi="Calibri" w:cs="Calibri"/>
+          <w:sz w:val="24"/>
+        </w:rPr>
+        <w:t xml:space="preserve"> </w:t>
+      </w:r>
+      <w:proofErr w:type="spellStart"/>
+      <w:r>
+        <w:rPr>
+          <w:rFonts w:ascii="Calibri" w:hAnsi="Calibri" w:cs="Calibri"/>
+          <w:sz w:val="24"/>
+        </w:rPr>
+        <w:t>razvoja</w:t>
+      </w:r>
+      <w:proofErr w:type="spellEnd"/>
+      <w:r>
+        <w:rPr>
+          <w:rFonts w:ascii="Calibri" w:hAnsi="Calibri" w:cs="Calibri"/>
+          <w:sz w:val="24"/>
+        </w:rPr>
+        <w:t xml:space="preserve"> </w:t>
+      </w:r>
+      <w:proofErr w:type="spellStart"/>
+      <w:r>
+        <w:rPr>
+          <w:rFonts w:ascii="Calibri" w:hAnsi="Calibri" w:cs="Calibri"/>
+          <w:sz w:val="24"/>
+        </w:rPr>
+        <w:t>aplikacije</w:t>
+      </w:r>
+      <w:proofErr w:type="spellEnd"/>
+      <w:r>
+        <w:rPr>
+          <w:rFonts w:ascii="Calibri" w:hAnsi="Calibri" w:cs="Calibri"/>
+          <w:sz w:val="24"/>
+        </w:rPr>
+        <w:t>.</w:t>
+      </w:r>
+      <w:r>
+        <w:rPr>
+          <w:rFonts w:ascii="Calibri" w:hAnsi="Calibri" w:cs="Calibri" w:hint="eastAsia"/>
+          <w:sz w:val="24"/>
+        </w:rPr>
+        <w:t xml:space="preserve"> </w:t>
+      </w:r>
+      <w:r>
+        <w:rPr>
+          <w:rFonts w:ascii="Calibri" w:hAnsi="Calibri" w:cs="Calibri"/>
+          <w:b/>
+          <w:bCs/>
+          <w:sz w:val="44"/>
+          <w:szCs w:val="44"/>
+        </w:rPr>
+        <w:sym w:font="Wingdings" w:char="F0DF"/>
+      </w:r>
+      <w:r>
+        <w:rPr>
+          <w:rFonts w:ascii="Calibri" w:hAnsi="Calibri" w:cs="Calibri"/>
+          <w:b/>
+          <w:bCs/>
+          <w:sz w:val="44"/>
+          <w:szCs w:val="44"/>
+        </w:rPr>
+        <w:t xml:space="preserve"> IZMENI KASNIJE</w:t>
+      </w:r>
+    </w:p>
+    <w:p>
+      <w:pPr>
+        <w:widowControl/>
+        <w:rPr>
+          <w:rFonts w:ascii="Calibri" w:hAnsi="Calibri" w:cs="Calibri"/>
+          <w:sz w:val="24"/>
+        </w:rPr>
+      </w:pPr>
+      <w:r>
+        <w:rPr>
+          <w:rFonts w:ascii="Calibri" w:hAnsi="Calibri" w:cs="Calibri"/>
+          <w:sz w:val="24"/>
+        </w:rPr>
+        <w:br w:type="page"/>
+      </w:r>
+    </w:p>
+    <w:p>
+      <w:pPr>
+        <w:rPr>
+          <w:rFonts w:ascii="Calibri" w:hAnsi="Calibri" w:cs="Calibri"/>
+          <w:sz w:val="24"/>
+        </w:rPr>
+      </w:pPr>
+    </w:p>
     <w:sectPr>
-      <w:footerReference w:type="default" r:id="rId9"/>
+      <w:footerReference w:type="default" r:id="rId10"/>
       <w:pgSz w:w="11906" w:h="16838"/>
       <w:pgMar w:top="1440" w:right="1440" w:bottom="1440" w:left="1440" w:header="851" w:footer="992" w:gutter="0"/>
       <w:pgNumType w:start="1"/>
@@ -2794,6 +5327,20 @@
       <w:u w:val="single"/>
     </w:rPr>
   </w:style>
+  <w:style w:type="paragraph" w:styleId="Caption">
+    <w:name w:val="caption"/>
+    <w:basedOn w:val="Normal"/>
+    <w:next w:val="Normal"/>
+    <w:uiPriority w:val="35"/>
+    <w:unhideWhenUsed/>
+    <w:qFormat/>
+    <w:rsid w:val="001261C6"/>
+    <w:rPr>
+      <w:b/>
+      <w:bCs/>
+      <w:szCs w:val="21"/>
+    </w:rPr>
+  </w:style>
 </w:styles>
 </file>
 
